--- a/Document/비즈니스모델(BM).docx
+++ b/Document/비즈니스모델(BM).docx
@@ -240,7 +240,6 @@
           <w:szCs w:val="26"/>
         </w:rPr>
       </w:pPr>
-      <w:proofErr w:type="gramStart"/>
       <w:r>
         <w:rPr>
           <w:rFonts w:ascii="맑은 고딕" w:eastAsia="맑은 고딕" w:hAnsi="맑은 고딕" w:cs="맑은 고딕"/>
@@ -248,19 +247,8 @@
           <w:sz w:val="26"/>
           <w:szCs w:val="26"/>
         </w:rPr>
-        <w:t>[ 시스템명</w:t>
+        <w:t xml:space="preserve">[ 시스템명: </w:t>
       </w:r>
-      <w:proofErr w:type="gramEnd"/>
-      <w:r>
-        <w:rPr>
-          <w:rFonts w:ascii="맑은 고딕" w:eastAsia="맑은 고딕" w:hAnsi="맑은 고딕" w:cs="맑은 고딕"/>
-          <w:b/>
-          <w:sz w:val="26"/>
-          <w:szCs w:val="26"/>
-        </w:rPr>
-        <w:t xml:space="preserve">: </w:t>
-      </w:r>
-      <w:proofErr w:type="spellStart"/>
       <w:r>
         <w:rPr>
           <w:rFonts w:ascii="맑은 고딕" w:eastAsia="맑은 고딕" w:hAnsi="맑은 고딕" w:cs="맑은 고딕" w:hint="eastAsia"/>
@@ -269,29 +257,7 @@
           <w:sz w:val="26"/>
           <w:szCs w:val="26"/>
         </w:rPr>
-        <w:t>플래시톡</w:t>
-      </w:r>
-      <w:proofErr w:type="spellEnd"/>
-      <w:r>
-        <w:rPr>
-          <w:rFonts w:ascii="맑은 고딕" w:eastAsia="맑은 고딕" w:hAnsi="맑은 고딕" w:cs="맑은 고딕" w:hint="eastAsia"/>
-          <w:b/>
-          <w:color w:val="0000FF"/>
-          <w:sz w:val="26"/>
-          <w:szCs w:val="26"/>
-        </w:rPr>
-        <w:t xml:space="preserve"> </w:t>
-      </w:r>
-      <w:proofErr w:type="gramStart"/>
-      <w:r>
-        <w:rPr>
-          <w:rFonts w:ascii="맑은 고딕" w:eastAsia="맑은 고딕" w:hAnsi="맑은 고딕" w:cs="맑은 고딕" w:hint="eastAsia"/>
-          <w:b/>
-          <w:color w:val="0000FF"/>
-          <w:sz w:val="26"/>
-          <w:szCs w:val="26"/>
-        </w:rPr>
-        <w:t>시</w:t>
+        <w:t>플래시톡 시</w:t>
       </w:r>
       <w:r>
         <w:rPr>
@@ -312,7 +278,6 @@
         </w:rPr>
         <w:t>]</w:t>
       </w:r>
-      <w:proofErr w:type="gramEnd"/>
     </w:p>
     <w:p>
       <w:pPr>
@@ -967,7 +932,6 @@
                 <w:szCs w:val="26"/>
               </w:rPr>
             </w:pPr>
-            <w:proofErr w:type="spellStart"/>
             <w:r>
               <w:rPr>
                 <w:rFonts w:ascii="맑은 고딕" w:eastAsia="맑은 고딕" w:hAnsi="맑은 고딕" w:cs="맑은 고딕" w:hint="eastAsia"/>
@@ -978,7 +942,6 @@
               </w:rPr>
               <w:t>말모이</w:t>
             </w:r>
-            <w:proofErr w:type="spellEnd"/>
           </w:p>
         </w:tc>
       </w:tr>
@@ -1122,20 +1085,8 @@
                 <w:sz w:val="26"/>
                 <w:szCs w:val="26"/>
               </w:rPr>
-              <w:t xml:space="preserve">2633610 </w:t>
-            </w:r>
-            <w:proofErr w:type="spellStart"/>
-            <w:r>
-              <w:rPr>
-                <w:rFonts w:ascii="맑은 고딕" w:eastAsia="맑은 고딕" w:hAnsi="맑은 고딕" w:cs="맑은 고딕" w:hint="eastAsia"/>
-                <w:b/>
-                <w:color w:val="000000"/>
-                <w:sz w:val="26"/>
-                <w:szCs w:val="26"/>
-              </w:rPr>
-              <w:t>임효진</w:t>
-            </w:r>
-            <w:proofErr w:type="spellEnd"/>
+              <w:t>2633610 임효진</w:t>
+            </w:r>
           </w:p>
         </w:tc>
       </w:tr>
@@ -1366,21 +1317,8 @@
           <w:szCs w:val="32"/>
           <w:u w:val="single"/>
         </w:rPr>
-        <w:t xml:space="preserve">문서 제/개정 </w:t>
+        <w:t>문서 제/개정 이력표</w:t>
       </w:r>
-      <w:proofErr w:type="spellStart"/>
-      <w:r>
-        <w:rPr>
-          <w:rFonts w:ascii="맑은 고딕" w:eastAsia="맑은 고딕" w:hAnsi="맑은 고딕" w:cs="맑은 고딕"/>
-          <w:b/>
-          <w:color w:val="000000"/>
-          <w:sz w:val="32"/>
-          <w:szCs w:val="32"/>
-          <w:u w:val="single"/>
-        </w:rPr>
-        <w:t>이력표</w:t>
-      </w:r>
-      <w:proofErr w:type="spellEnd"/>
     </w:p>
     <w:p>
       <w:pPr>
@@ -3534,27 +3472,7 @@
                 <w:sz w:val="20"/>
                 <w:szCs w:val="20"/>
               </w:rPr>
-              <w:t xml:space="preserve">비즈니스 </w:t>
-            </w:r>
-            <w:proofErr w:type="spellStart"/>
-            <w:r>
-              <w:rPr>
-                <w:rFonts w:ascii="맑은 고딕" w:eastAsia="맑은 고딕" w:hAnsi="맑은 고딕" w:cs="맑은 고딕" w:hint="eastAsia"/>
-                <w:color w:val="000000"/>
-                <w:sz w:val="20"/>
-                <w:szCs w:val="20"/>
-              </w:rPr>
-              <w:t>유스케이스</w:t>
-            </w:r>
-            <w:proofErr w:type="spellEnd"/>
-            <w:r>
-              <w:rPr>
-                <w:rFonts w:ascii="맑은 고딕" w:eastAsia="맑은 고딕" w:hAnsi="맑은 고딕" w:cs="맑은 고딕" w:hint="eastAsia"/>
-                <w:color w:val="000000"/>
-                <w:sz w:val="20"/>
-                <w:szCs w:val="20"/>
-              </w:rPr>
-              <w:t xml:space="preserve"> </w:t>
+              <w:t xml:space="preserve">비즈니스 유스케이스 </w:t>
             </w:r>
             <w:r>
               <w:rPr>
@@ -3693,7 +3611,6 @@
                 <w:szCs w:val="20"/>
               </w:rPr>
             </w:pPr>
-            <w:proofErr w:type="spellStart"/>
             <w:r>
               <w:rPr>
                 <w:rFonts w:ascii="맑은 고딕" w:eastAsia="맑은 고딕" w:hAnsi="맑은 고딕" w:cs="맑은 고딕" w:hint="eastAsia"/>
@@ -3703,7 +3620,6 @@
               </w:rPr>
               <w:t>임효진</w:t>
             </w:r>
-            <w:proofErr w:type="spellEnd"/>
           </w:p>
         </w:tc>
         <w:tc>
@@ -3744,27 +3660,7 @@
                 <w:sz w:val="20"/>
                 <w:szCs w:val="20"/>
               </w:rPr>
-              <w:t xml:space="preserve">(비즈니스 </w:t>
-            </w:r>
-            <w:proofErr w:type="spellStart"/>
-            <w:r>
-              <w:rPr>
-                <w:rFonts w:ascii="맑은 고딕" w:eastAsia="맑은 고딕" w:hAnsi="맑은 고딕" w:cs="맑은 고딕" w:hint="eastAsia"/>
-                <w:color w:val="000000"/>
-                <w:sz w:val="20"/>
-                <w:szCs w:val="20"/>
-              </w:rPr>
-              <w:t>유스케이스</w:t>
-            </w:r>
-            <w:proofErr w:type="spellEnd"/>
-            <w:r>
-              <w:rPr>
-                <w:rFonts w:ascii="맑은 고딕" w:eastAsia="맑은 고딕" w:hAnsi="맑은 고딕" w:cs="맑은 고딕" w:hint="eastAsia"/>
-                <w:color w:val="000000"/>
-                <w:sz w:val="20"/>
-                <w:szCs w:val="20"/>
-              </w:rPr>
-              <w:t xml:space="preserve"> 다이어그램, 목록)</w:t>
+              <w:t>(비즈니스 유스케이스 다이어그램, 목록)</w:t>
             </w:r>
           </w:p>
         </w:tc>
@@ -3939,7 +3835,6 @@
                 <w:szCs w:val="20"/>
               </w:rPr>
             </w:pPr>
-            <w:proofErr w:type="spellStart"/>
             <w:r>
               <w:rPr>
                 <w:rFonts w:ascii="맑은 고딕" w:eastAsia="맑은 고딕" w:hAnsi="맑은 고딕" w:cs="맑은 고딕" w:hint="eastAsia"/>
@@ -3949,7 +3844,6 @@
               </w:rPr>
               <w:t>임효진</w:t>
             </w:r>
-            <w:proofErr w:type="spellEnd"/>
           </w:p>
         </w:tc>
         <w:tc>
@@ -4256,43 +4150,7 @@
           <w:sz w:val="28"/>
           <w:szCs w:val="28"/>
         </w:rPr>
-        <w:t xml:space="preserve">1. 비즈니스 </w:t>
-      </w:r>
-      <w:proofErr w:type="spellStart"/>
-      <w:r>
-        <w:rPr>
-          <w:rFonts w:ascii="맑은 고딕" w:eastAsia="맑은 고딕" w:hAnsi="맑은 고딕" w:cs="맑은 고딕"/>
-          <w:sz w:val="28"/>
-          <w:szCs w:val="28"/>
-        </w:rPr>
-        <w:t>유스케이스</w:t>
-      </w:r>
-      <w:proofErr w:type="spellEnd"/>
-      <w:r>
-        <w:rPr>
-          <w:rFonts w:ascii="맑은 고딕" w:eastAsia="맑은 고딕" w:hAnsi="맑은 고딕" w:cs="맑은 고딕"/>
-          <w:sz w:val="28"/>
-          <w:szCs w:val="28"/>
-        </w:rPr>
-        <w:t xml:space="preserve"> 다이어그램………………………………………</w:t>
-      </w:r>
-      <w:proofErr w:type="gramStart"/>
-      <w:r>
-        <w:rPr>
-          <w:rFonts w:ascii="맑은 고딕" w:eastAsia="맑은 고딕" w:hAnsi="맑은 고딕" w:cs="맑은 고딕"/>
-          <w:sz w:val="28"/>
-          <w:szCs w:val="28"/>
-        </w:rPr>
-        <w:t>……...</w:t>
-      </w:r>
-      <w:proofErr w:type="gramEnd"/>
-      <w:r>
-        <w:rPr>
-          <w:rFonts w:ascii="맑은 고딕" w:eastAsia="맑은 고딕" w:hAnsi="맑은 고딕" w:cs="맑은 고딕"/>
-          <w:sz w:val="28"/>
-          <w:szCs w:val="28"/>
-        </w:rPr>
-        <w:t>4</w:t>
+        <w:t>1. 비즈니스 유스케이스 다이어그램……………………………………………...4</w:t>
       </w:r>
     </w:p>
     <w:p>
@@ -4314,36 +4172,8 @@
           <w:sz w:val="28"/>
           <w:szCs w:val="28"/>
         </w:rPr>
-        <w:t xml:space="preserve">2. 비즈니스 </w:t>
+        <w:t>2. 비즈니스 유스케이스 목록………………………………………………………...</w:t>
       </w:r>
-      <w:proofErr w:type="spellStart"/>
-      <w:r>
-        <w:rPr>
-          <w:rFonts w:ascii="맑은 고딕" w:eastAsia="맑은 고딕" w:hAnsi="맑은 고딕" w:cs="맑은 고딕"/>
-          <w:sz w:val="28"/>
-          <w:szCs w:val="28"/>
-        </w:rPr>
-        <w:t>유스케이스</w:t>
-      </w:r>
-      <w:proofErr w:type="spellEnd"/>
-      <w:r>
-        <w:rPr>
-          <w:rFonts w:ascii="맑은 고딕" w:eastAsia="맑은 고딕" w:hAnsi="맑은 고딕" w:cs="맑은 고딕"/>
-          <w:sz w:val="28"/>
-          <w:szCs w:val="28"/>
-        </w:rPr>
-        <w:t xml:space="preserve"> 목록…………………………………………………</w:t>
-      </w:r>
-      <w:proofErr w:type="gramStart"/>
-      <w:r>
-        <w:rPr>
-          <w:rFonts w:ascii="맑은 고딕" w:eastAsia="맑은 고딕" w:hAnsi="맑은 고딕" w:cs="맑은 고딕"/>
-          <w:sz w:val="28"/>
-          <w:szCs w:val="28"/>
-        </w:rPr>
-        <w:t>……...</w:t>
-      </w:r>
-      <w:proofErr w:type="gramEnd"/>
       <w:r>
         <w:rPr>
           <w:rFonts w:ascii="맑은 고딕" w:eastAsia="맑은 고딕" w:hAnsi="맑은 고딕" w:cs="맑은 고딕" w:hint="eastAsia"/>
@@ -4372,25 +4202,7 @@
           <w:sz w:val="28"/>
           <w:szCs w:val="28"/>
         </w:rPr>
-        <w:t xml:space="preserve">3. 비즈니스 </w:t>
-      </w:r>
-      <w:proofErr w:type="spellStart"/>
-      <w:r>
-        <w:rPr>
-          <w:rFonts w:ascii="맑은 고딕" w:eastAsia="맑은 고딕" w:hAnsi="맑은 고딕" w:cs="맑은 고딕"/>
-          <w:sz w:val="28"/>
-          <w:szCs w:val="28"/>
-        </w:rPr>
-        <w:t>유스케이스</w:t>
-      </w:r>
-      <w:proofErr w:type="spellEnd"/>
-      <w:r>
-        <w:rPr>
-          <w:rFonts w:ascii="맑은 고딕" w:eastAsia="맑은 고딕" w:hAnsi="맑은 고딕" w:cs="맑은 고딕"/>
-          <w:sz w:val="28"/>
-          <w:szCs w:val="28"/>
-        </w:rPr>
-        <w:t xml:space="preserve"> 시나리오…………………………………………………</w:t>
+        <w:t>3. 비즈니스 유스케이스 시나리오…………………………………………………</w:t>
       </w:r>
       <w:r>
         <w:rPr>
@@ -4399,6 +4211,28 @@
           <w:szCs w:val="28"/>
         </w:rPr>
         <w:t>7</w:t>
+      </w:r>
+    </w:p>
+    <w:p>
+      <w:pPr>
+        <w:widowControl/>
+        <w:tabs>
+          <w:tab w:val="right" w:pos="8640"/>
+        </w:tabs>
+        <w:spacing w:after="200" w:line="276" w:lineRule="auto"/>
+        <w:rPr>
+          <w:rFonts w:ascii="맑은 고딕" w:eastAsia="맑은 고딕" w:hAnsi="맑은 고딕" w:cs="맑은 고딕" w:hint="eastAsia"/>
+          <w:sz w:val="28"/>
+          <w:szCs w:val="28"/>
+        </w:rPr>
+      </w:pPr>
+      <w:r>
+        <w:rPr>
+          <w:rFonts w:ascii="맑은 고딕" w:eastAsia="맑은 고딕" w:hAnsi="맑은 고딕" w:cs="맑은 고딕" w:hint="eastAsia"/>
+          <w:sz w:val="28"/>
+          <w:szCs w:val="28"/>
+        </w:rPr>
+        <w:t>4. 활동 다이어그램</w:t>
       </w:r>
     </w:p>
     <w:p>
@@ -4450,54 +4284,8 @@
           <w:sz w:val="28"/>
           <w:szCs w:val="28"/>
         </w:rPr>
-        <w:t xml:space="preserve">5. 비즈니스 </w:t>
+        <w:t>5. 비즈니스 객체/ 관계 목록/ 설명……………………………………………..</w:t>
       </w:r>
-      <w:proofErr w:type="gramStart"/>
-      <w:r>
-        <w:rPr>
-          <w:rFonts w:ascii="맑은 고딕" w:eastAsia="맑은 고딕" w:hAnsi="맑은 고딕" w:cs="맑은 고딕"/>
-          <w:sz w:val="28"/>
-          <w:szCs w:val="28"/>
-        </w:rPr>
-        <w:t>객체/ 관계</w:t>
-      </w:r>
-      <w:proofErr w:type="gramEnd"/>
-      <w:r>
-        <w:rPr>
-          <w:rFonts w:ascii="맑은 고딕" w:eastAsia="맑은 고딕" w:hAnsi="맑은 고딕" w:cs="맑은 고딕"/>
-          <w:sz w:val="28"/>
-          <w:szCs w:val="28"/>
-        </w:rPr>
-        <w:t xml:space="preserve"> </w:t>
-      </w:r>
-      <w:proofErr w:type="gramStart"/>
-      <w:r>
-        <w:rPr>
-          <w:rFonts w:ascii="맑은 고딕" w:eastAsia="맑은 고딕" w:hAnsi="맑은 고딕" w:cs="맑은 고딕"/>
-          <w:sz w:val="28"/>
-          <w:szCs w:val="28"/>
-        </w:rPr>
-        <w:t>목록/ 설명</w:t>
-      </w:r>
-      <w:proofErr w:type="gramEnd"/>
-      <w:r>
-        <w:rPr>
-          <w:rFonts w:ascii="맑은 고딕" w:eastAsia="맑은 고딕" w:hAnsi="맑은 고딕" w:cs="맑은 고딕"/>
-          <w:sz w:val="28"/>
-          <w:szCs w:val="28"/>
-        </w:rPr>
-        <w:t>………………………………………</w:t>
-      </w:r>
-      <w:proofErr w:type="gramStart"/>
-      <w:r>
-        <w:rPr>
-          <w:rFonts w:ascii="맑은 고딕" w:eastAsia="맑은 고딕" w:hAnsi="맑은 고딕" w:cs="맑은 고딕"/>
-          <w:sz w:val="28"/>
-          <w:szCs w:val="28"/>
-        </w:rPr>
-        <w:t>……..</w:t>
-      </w:r>
-      <w:proofErr w:type="gramEnd"/>
       <w:r>
         <w:rPr>
           <w:rFonts w:ascii="맑은 고딕" w:eastAsia="맑은 고딕" w:hAnsi="맑은 고딕" w:cs="맑은 고딕" w:hint="eastAsia"/>
@@ -4566,23 +4354,7 @@
           <w:b/>
         </w:rPr>
         <w:lastRenderedPageBreak/>
-        <w:t xml:space="preserve">비즈니스 </w:t>
-      </w:r>
-      <w:proofErr w:type="spellStart"/>
-      <w:r>
-        <w:rPr>
-          <w:rFonts w:ascii="맑은 고딕" w:eastAsia="맑은 고딕" w:hAnsi="맑은 고딕" w:cs="맑은 고딕"/>
-          <w:b/>
-        </w:rPr>
-        <w:t>유스케이스</w:t>
-      </w:r>
-      <w:proofErr w:type="spellEnd"/>
-      <w:r>
-        <w:rPr>
-          <w:rFonts w:ascii="맑은 고딕" w:eastAsia="맑은 고딕" w:hAnsi="맑은 고딕" w:cs="맑은 고딕"/>
-          <w:b/>
-        </w:rPr>
-        <w:t xml:space="preserve"> 다이어그램</w:t>
+        <w:t>비즈니스 유스케이스 다이어그램</w:t>
       </w:r>
     </w:p>
     <w:p>
@@ -4595,7 +4367,6 @@
           <w:color w:val="00B0F0"/>
         </w:rPr>
       </w:pPr>
-      <w:proofErr w:type="spellStart"/>
       <w:r>
         <w:rPr>
           <w:rFonts w:ascii="나눔고딕 ExtraBold" w:eastAsia="나눔고딕 ExtraBold" w:hAnsi="나눔고딕 ExtraBold" w:cs="나눔고딕 ExtraBold" w:hint="eastAsia"/>
@@ -4603,29 +4374,12 @@
         </w:rPr>
         <w:t>플래시톡</w:t>
       </w:r>
-      <w:proofErr w:type="spellEnd"/>
       <w:r>
         <w:rPr>
           <w:rFonts w:ascii="나눔고딕 ExtraBold" w:eastAsia="나눔고딕 ExtraBold" w:hAnsi="나눔고딕 ExtraBold" w:cs="나눔고딕 ExtraBold"/>
           <w:color w:val="00B0F0"/>
         </w:rPr>
-        <w:t xml:space="preserve"> 시스템- </w:t>
-      </w:r>
-      <w:proofErr w:type="spellStart"/>
-      <w:r>
-        <w:rPr>
-          <w:rFonts w:ascii="나눔고딕 ExtraBold" w:eastAsia="나눔고딕 ExtraBold" w:hAnsi="나눔고딕 ExtraBold" w:cs="나눔고딕 ExtraBold"/>
-          <w:color w:val="00B0F0"/>
-        </w:rPr>
-        <w:t>유스케이스</w:t>
-      </w:r>
-      <w:proofErr w:type="spellEnd"/>
-      <w:r>
-        <w:rPr>
-          <w:rFonts w:ascii="나눔고딕 ExtraBold" w:eastAsia="나눔고딕 ExtraBold" w:hAnsi="나눔고딕 ExtraBold" w:cs="나눔고딕 ExtraBold"/>
-          <w:color w:val="00B0F0"/>
-        </w:rPr>
-        <w:t xml:space="preserve"> 다이어그램</w:t>
+        <w:t xml:space="preserve"> 시스템- 유스케이스 다이어그램</w:t>
       </w:r>
     </w:p>
     <w:tbl>
@@ -4801,23 +4555,7 @@
           <w:rFonts w:ascii="맑은 고딕" w:eastAsia="맑은 고딕" w:hAnsi="맑은 고딕" w:cs="맑은 고딕"/>
           <w:b/>
         </w:rPr>
-        <w:t xml:space="preserve">비즈니스 </w:t>
-      </w:r>
-      <w:proofErr w:type="spellStart"/>
-      <w:r>
-        <w:rPr>
-          <w:rFonts w:ascii="맑은 고딕" w:eastAsia="맑은 고딕" w:hAnsi="맑은 고딕" w:cs="맑은 고딕"/>
-          <w:b/>
-        </w:rPr>
-        <w:t>유스케이스</w:t>
-      </w:r>
-      <w:proofErr w:type="spellEnd"/>
-      <w:r>
-        <w:rPr>
-          <w:rFonts w:ascii="맑은 고딕" w:eastAsia="맑은 고딕" w:hAnsi="맑은 고딕" w:cs="맑은 고딕"/>
-          <w:b/>
-        </w:rPr>
-        <w:t xml:space="preserve"> 목록</w:t>
+        <w:t>비즈니스 유스케이스 목록</w:t>
       </w:r>
     </w:p>
     <w:p>
@@ -4838,7 +4576,6 @@
           <w:color w:val="00B0F0"/>
         </w:rPr>
       </w:pPr>
-      <w:proofErr w:type="spellStart"/>
       <w:r>
         <w:rPr>
           <w:rFonts w:ascii="맑은 고딕" w:eastAsia="맑은 고딕" w:hAnsi="맑은 고딕" w:cs="맑은 고딕" w:hint="eastAsia"/>
@@ -4847,7 +4584,6 @@
         </w:rPr>
         <w:t>플래시톡</w:t>
       </w:r>
-      <w:proofErr w:type="spellEnd"/>
       <w:r>
         <w:rPr>
           <w:rFonts w:ascii="나눔고딕 ExtraBold" w:eastAsia="나눔고딕 ExtraBold" w:hAnsi="나눔고딕 ExtraBold" w:cs="나눔고딕 ExtraBold"/>
@@ -4872,7 +4608,6 @@
         </w:rPr>
         <w:t xml:space="preserve">- </w:t>
       </w:r>
-      <w:proofErr w:type="spellStart"/>
       <w:r>
         <w:rPr>
           <w:rFonts w:ascii="맑은 고딕" w:eastAsia="맑은 고딕" w:hAnsi="맑은 고딕" w:cs="맑은 고딕"/>
@@ -4881,7 +4616,6 @@
         </w:rPr>
         <w:t>유스케이스</w:t>
       </w:r>
-      <w:proofErr w:type="spellEnd"/>
       <w:r>
         <w:rPr>
           <w:rFonts w:ascii="나눔고딕 ExtraBold" w:eastAsia="나눔고딕 ExtraBold" w:hAnsi="나눔고딕 ExtraBold" w:cs="나눔고딕 ExtraBold"/>
@@ -4938,19 +4672,11 @@
                 <w:rFonts w:ascii="맑은 고딕" w:eastAsia="맑은 고딕" w:hAnsi="맑은 고딕" w:cs="맑은 고딕"/>
               </w:rPr>
             </w:pPr>
-            <w:proofErr w:type="spellStart"/>
-            <w:r>
-              <w:rPr>
-                <w:rFonts w:ascii="맑은 고딕" w:eastAsia="맑은 고딕" w:hAnsi="맑은 고딕" w:cs="맑은 고딕"/>
-              </w:rPr>
-              <w:t>유스케이스</w:t>
-            </w:r>
-            <w:proofErr w:type="spellEnd"/>
-            <w:r>
-              <w:rPr>
-                <w:rFonts w:ascii="맑은 고딕" w:eastAsia="맑은 고딕" w:hAnsi="맑은 고딕" w:cs="맑은 고딕"/>
-              </w:rPr>
-              <w:t xml:space="preserve"> ID</w:t>
+            <w:r>
+              <w:rPr>
+                <w:rFonts w:ascii="맑은 고딕" w:eastAsia="맑은 고딕" w:hAnsi="맑은 고딕" w:cs="맑은 고딕"/>
+              </w:rPr>
+              <w:t>유스케이스 ID</w:t>
             </w:r>
           </w:p>
         </w:tc>
@@ -4965,19 +4691,11 @@
                 <w:rFonts w:ascii="맑은 고딕" w:eastAsia="맑은 고딕" w:hAnsi="맑은 고딕" w:cs="맑은 고딕"/>
               </w:rPr>
             </w:pPr>
-            <w:proofErr w:type="spellStart"/>
-            <w:r>
-              <w:rPr>
-                <w:rFonts w:ascii="맑은 고딕" w:eastAsia="맑은 고딕" w:hAnsi="맑은 고딕" w:cs="맑은 고딕"/>
-              </w:rPr>
-              <w:t>유스케이스</w:t>
-            </w:r>
-            <w:proofErr w:type="spellEnd"/>
-            <w:r>
-              <w:rPr>
-                <w:rFonts w:ascii="맑은 고딕" w:eastAsia="맑은 고딕" w:hAnsi="맑은 고딕" w:cs="맑은 고딕"/>
-              </w:rPr>
-              <w:t xml:space="preserve"> 명</w:t>
+            <w:r>
+              <w:rPr>
+                <w:rFonts w:ascii="맑은 고딕" w:eastAsia="맑은 고딕" w:hAnsi="맑은 고딕" w:cs="맑은 고딕"/>
+              </w:rPr>
+              <w:t>유스케이스 명</w:t>
             </w:r>
           </w:p>
         </w:tc>
@@ -4996,16 +4714,8 @@
               <w:rPr>
                 <w:rFonts w:ascii="맑은 고딕" w:eastAsia="맑은 고딕" w:hAnsi="맑은 고딕" w:cs="맑은 고딕"/>
               </w:rPr>
-              <w:t xml:space="preserve">주요 </w:t>
-            </w:r>
-            <w:proofErr w:type="spellStart"/>
-            <w:r>
-              <w:rPr>
-                <w:rFonts w:ascii="맑은 고딕" w:eastAsia="맑은 고딕" w:hAnsi="맑은 고딕" w:cs="맑은 고딕"/>
-              </w:rPr>
-              <w:t>액터</w:t>
-            </w:r>
-            <w:proofErr w:type="spellEnd"/>
+              <w:t>주요 액터</w:t>
+            </w:r>
           </w:p>
         </w:tc>
         <w:tc>
@@ -5358,30 +5068,28 @@
             </w:pPr>
             <w:r>
               <w:rPr>
+                <w:rFonts w:ascii="맑은 고딕" w:eastAsia="맑은 고딕" w:hAnsi="맑은 고딕" w:cs="맑은 고딕"/>
+                <w:lang w:val="en-US"/>
+              </w:rPr>
+              <w:t>1:1 채팅</w:t>
+            </w:r>
+          </w:p>
+        </w:tc>
+        <w:tc>
+          <w:tcPr>
+            <w:tcW w:w="1559" w:type="dxa"/>
+            <w:vAlign w:val="center"/>
+          </w:tcPr>
+          <w:p>
+            <w:pPr>
+              <w:rPr>
+                <w:rFonts w:ascii="맑은 고딕" w:eastAsia="맑은 고딕" w:hAnsi="맑은 고딕" w:cs="맑은 고딕"/>
+              </w:rPr>
+            </w:pPr>
+            <w:r>
+              <w:rPr>
                 <w:rFonts w:ascii="맑은 고딕" w:eastAsia="맑은 고딕" w:hAnsi="맑은 고딕" w:cs="맑은 고딕" w:hint="eastAsia"/>
               </w:rPr>
-              <w:t>대화방 생성</w:t>
-            </w:r>
-          </w:p>
-        </w:tc>
-        <w:tc>
-          <w:tcPr>
-            <w:tcW w:w="1559" w:type="dxa"/>
-            <w:vAlign w:val="center"/>
-          </w:tcPr>
-          <w:p>
-            <w:pPr>
-              <w:rPr>
-                <w:rFonts w:ascii="맑은 고딕" w:eastAsia="맑은 고딕" w:hAnsi="맑은 고딕" w:cs="맑은 고딕"/>
-              </w:rPr>
-            </w:pPr>
-            <w:r>
-              <w:t xml:space="preserve"> </w:t>
-            </w:r>
-            <w:r>
-              <w:rPr>
-                <w:rFonts w:ascii="맑은 고딕" w:eastAsia="맑은 고딕" w:hAnsi="맑은 고딕" w:cs="맑은 고딕"/>
-              </w:rPr>
               <w:t>사용자</w:t>
             </w:r>
           </w:p>
@@ -5399,9 +5107,10 @@
             </w:pPr>
             <w:r>
               <w:rPr>
-                <w:rFonts w:ascii="맑은 고딕" w:eastAsia="맑은 고딕" w:hAnsi="맑은 고딕" w:cs="맑은 고딕" w:hint="eastAsia"/>
-              </w:rPr>
-              <w:t>1:1채팅 또는 그룹 채팅에 따라 고유한 식별 번호를 가진 대화방을 생성해 참여할 사용자의 학번을 해당 방에 매핑해 논리적인 대화 공간을 구축한다.</w:t>
+                <w:rFonts w:ascii="맑은 고딕" w:eastAsia="맑은 고딕" w:hAnsi="맑은 고딕" w:cs="맑은 고딕"/>
+                <w:lang w:val="en-US"/>
+              </w:rPr>
+              <w:t>현재 접속 중인 사용자 중 한 명을 선택해 1:1 채팅을 한다.</w:t>
             </w:r>
           </w:p>
         </w:tc>
@@ -5523,50 +5232,48 @@
             </w:pPr>
             <w:r>
               <w:rPr>
+                <w:rFonts w:ascii="맑은 고딕" w:eastAsia="맑은 고딕" w:hAnsi="맑은 고딕" w:cs="맑은 고딕" w:hint="eastAsia"/>
+              </w:rPr>
+              <w:t>그룹 채팅</w:t>
+            </w:r>
+          </w:p>
+        </w:tc>
+        <w:tc>
+          <w:tcPr>
+            <w:tcW w:w="1559" w:type="dxa"/>
+            <w:vAlign w:val="center"/>
+          </w:tcPr>
+          <w:p>
+            <w:pPr>
+              <w:rPr>
+                <w:rFonts w:ascii="맑은 고딕" w:eastAsia="맑은 고딕" w:hAnsi="맑은 고딕" w:cs="맑은 고딕"/>
+              </w:rPr>
+            </w:pPr>
+            <w:r>
+              <w:rPr>
+                <w:rFonts w:ascii="맑은 고딕" w:eastAsia="맑은 고딕" w:hAnsi="맑은 고딕" w:cs="맑은 고딕" w:hint="eastAsia"/>
+              </w:rPr>
+              <w:t>사용자</w:t>
+            </w:r>
+          </w:p>
+        </w:tc>
+        <w:tc>
+          <w:tcPr>
+            <w:tcW w:w="4202" w:type="dxa"/>
+            <w:vAlign w:val="center"/>
+          </w:tcPr>
+          <w:p>
+            <w:pPr>
+              <w:rPr>
                 <w:rFonts w:ascii="맑은 고딕" w:eastAsia="맑은 고딕" w:hAnsi="맑은 고딕" w:cs="맑은 고딕"/>
                 <w:lang w:val="en-US"/>
               </w:rPr>
-              <w:t>1:1 채팅</w:t>
-            </w:r>
-          </w:p>
-        </w:tc>
-        <w:tc>
-          <w:tcPr>
-            <w:tcW w:w="1559" w:type="dxa"/>
-            <w:vAlign w:val="center"/>
-          </w:tcPr>
-          <w:p>
-            <w:pPr>
-              <w:rPr>
-                <w:rFonts w:ascii="맑은 고딕" w:eastAsia="맑은 고딕" w:hAnsi="맑은 고딕" w:cs="맑은 고딕"/>
-              </w:rPr>
             </w:pPr>
             <w:r>
               <w:rPr>
                 <w:rFonts w:ascii="맑은 고딕" w:eastAsia="맑은 고딕" w:hAnsi="맑은 고딕" w:cs="맑은 고딕" w:hint="eastAsia"/>
               </w:rPr>
-              <w:t>사용자</w:t>
-            </w:r>
-          </w:p>
-        </w:tc>
-        <w:tc>
-          <w:tcPr>
-            <w:tcW w:w="4202" w:type="dxa"/>
-            <w:vAlign w:val="center"/>
-          </w:tcPr>
-          <w:p>
-            <w:pPr>
-              <w:rPr>
-                <w:rFonts w:ascii="맑은 고딕" w:eastAsia="맑은 고딕" w:hAnsi="맑은 고딕" w:cs="맑은 고딕"/>
-                <w:lang w:val="en-US"/>
-              </w:rPr>
-            </w:pPr>
-            <w:r>
-              <w:rPr>
-                <w:rFonts w:ascii="맑은 고딕" w:eastAsia="맑은 고딕" w:hAnsi="맑은 고딕" w:cs="맑은 고딕"/>
-                <w:lang w:val="en-US"/>
-              </w:rPr>
-              <w:t>현재 접속 중인 사용자 중 한 명을 선택해 1:1 채팅을 한다.</w:t>
+              <w:t>그룹 대화방 생성 과정에 따라 다수의 사용자와 그룹 채팅을 한다.</w:t>
             </w:r>
           </w:p>
         </w:tc>
@@ -5597,55 +5304,31 @@
               <w:rPr>
                 <w:rFonts w:ascii="맑은 고딕" w:eastAsia="맑은 고딕" w:hAnsi="맑은 고딕" w:cs="맑은 고딕" w:hint="eastAsia"/>
               </w:rPr>
-              <w:t xml:space="preserve"> BUC-02, include </w:t>
-            </w:r>
-            <w:r>
-              <w:rPr>
-                <w:rFonts w:ascii="맑은 고딕" w:eastAsia="맑은 고딕" w:hAnsi="맑은 고딕" w:cs="맑은 고딕"/>
-              </w:rPr>
-              <w:t>→</w:t>
+              <w:t xml:space="preserve"> BUC-02, included </w:t>
+            </w:r>
+            <w:r>
+              <w:rPr>
+                <w:rFonts w:ascii="맑은 고딕" w:eastAsia="맑은 고딕" w:hAnsi="맑은 고딕" w:cs="맑은 고딕"/>
+              </w:rPr>
+              <w:t>←</w:t>
             </w:r>
             <w:r>
               <w:rPr>
                 <w:rFonts w:ascii="맑은 고딕" w:eastAsia="맑은 고딕" w:hAnsi="맑은 고딕" w:cs="맑은 고딕" w:hint="eastAsia"/>
               </w:rPr>
-              <w:t xml:space="preserve"> BUC-05, extend </w:t>
-            </w:r>
-            <w:r>
-              <w:rPr>
-                <w:rFonts w:ascii="맑은 고딕" w:eastAsia="맑은 고딕" w:hAnsi="맑은 고딕" w:cs="맑은 고딕"/>
-              </w:rPr>
-              <w:t>→</w:t>
+              <w:t xml:space="preserve"> BUC-03, included </w:t>
+            </w:r>
+            <w:r>
+              <w:rPr>
+                <w:rFonts w:ascii="맑은 고딕" w:eastAsia="맑은 고딕" w:hAnsi="맑은 고딕" w:cs="맑은 고딕"/>
+              </w:rPr>
+              <w:t>←</w:t>
             </w:r>
             <w:r>
               <w:rPr>
                 <w:rFonts w:ascii="맑은 고딕" w:eastAsia="맑은 고딕" w:hAnsi="맑은 고딕" w:cs="맑은 고딕" w:hint="eastAsia"/>
               </w:rPr>
-              <w:t xml:space="preserve"> BUC-06, extend </w:t>
-            </w:r>
-            <w:r>
-              <w:rPr>
-                <w:rFonts w:ascii="맑은 고딕" w:eastAsia="맑은 고딕" w:hAnsi="맑은 고딕" w:cs="맑은 고딕"/>
-              </w:rPr>
-              <w:t>→</w:t>
-            </w:r>
-            <w:r>
-              <w:rPr>
-                <w:rFonts w:ascii="맑은 고딕" w:eastAsia="맑은 고딕" w:hAnsi="맑은 고딕" w:cs="맑은 고딕" w:hint="eastAsia"/>
-              </w:rPr>
-              <w:t xml:space="preserve"> BUC-07, extend </w:t>
-            </w:r>
-            <w:r>
-              <w:rPr>
-                <w:rFonts w:ascii="맑은 고딕" w:eastAsia="맑은 고딕" w:hAnsi="맑은 고딕" w:cs="맑은 고딕"/>
-              </w:rPr>
-              <w:t>→</w:t>
-            </w:r>
-            <w:r>
-              <w:rPr>
-                <w:rFonts w:ascii="맑은 고딕" w:eastAsia="맑은 고딕" w:hAnsi="맑은 고딕" w:cs="맑은 고딕" w:hint="eastAsia"/>
-              </w:rPr>
-              <w:t xml:space="preserve"> BUC-08</w:t>
+              <w:t xml:space="preserve"> BUC-04</w:t>
             </w:r>
           </w:p>
         </w:tc>
@@ -5689,7 +5372,7 @@
               <w:rPr>
                 <w:rFonts w:ascii="맑은 고딕" w:eastAsia="맑은 고딕" w:hAnsi="맑은 고딕" w:cs="맑은 고딕" w:hint="eastAsia"/>
               </w:rPr>
-              <w:t>그룹 채팅</w:t>
+              <w:t>지도 검색</w:t>
             </w:r>
           </w:p>
         </w:tc>
@@ -5727,7 +5410,7 @@
               <w:rPr>
                 <w:rFonts w:ascii="맑은 고딕" w:eastAsia="맑은 고딕" w:hAnsi="맑은 고딕" w:cs="맑은 고딕" w:hint="eastAsia"/>
               </w:rPr>
-              <w:t>그룹 대화방 생성 과정에 따라 다수의 사용자와 그룹 채팅을 한다.</w:t>
+              <w:t>사용자가 장소나 위치를 검색한다.</w:t>
             </w:r>
           </w:p>
         </w:tc>
@@ -5746,31 +5429,19 @@
               <w:rPr>
                 <w:rFonts w:ascii="맑은 고딕" w:eastAsia="맑은 고딕" w:hAnsi="맑은 고딕" w:cs="맑은 고딕" w:hint="eastAsia"/>
               </w:rPr>
-              <w:t xml:space="preserve">include </w:t>
-            </w:r>
-            <w:r>
-              <w:rPr>
-                <w:rFonts w:ascii="맑은 고딕" w:eastAsia="맑은 고딕" w:hAnsi="맑은 고딕" w:cs="맑은 고딕"/>
-              </w:rPr>
-              <w:t>→</w:t>
+              <w:t xml:space="preserve">extended </w:t>
+            </w:r>
+            <w:r>
+              <w:rPr>
+                <w:rFonts w:ascii="맑은 고딕" w:eastAsia="맑은 고딕" w:hAnsi="맑은 고딕" w:cs="맑은 고딕"/>
+              </w:rPr>
+              <w:t>←</w:t>
             </w:r>
             <w:r>
               <w:rPr>
                 <w:rFonts w:ascii="맑은 고딕" w:eastAsia="맑은 고딕" w:hAnsi="맑은 고딕" w:cs="맑은 고딕" w:hint="eastAsia"/>
               </w:rPr>
-              <w:t xml:space="preserve"> BUC-02, included </w:t>
-            </w:r>
-            <w:r>
-              <w:rPr>
-                <w:rFonts w:ascii="맑은 고딕" w:eastAsia="맑은 고딕" w:hAnsi="맑은 고딕" w:cs="맑은 고딕"/>
-              </w:rPr>
-              <w:t>←</w:t>
-            </w:r>
-            <w:r>
-              <w:rPr>
-                <w:rFonts w:ascii="맑은 고딕" w:eastAsia="맑은 고딕" w:hAnsi="맑은 고딕" w:cs="맑은 고딕" w:hint="eastAsia"/>
-              </w:rPr>
-              <w:t xml:space="preserve"> BUC-03, included </w:t>
+              <w:t xml:space="preserve"> BUC-03, extended </w:t>
             </w:r>
             <w:r>
               <w:rPr>
@@ -5826,7 +5497,7 @@
               <w:rPr>
                 <w:rFonts w:ascii="맑은 고딕" w:eastAsia="맑은 고딕" w:hAnsi="맑은 고딕" w:cs="맑은 고딕" w:hint="eastAsia"/>
               </w:rPr>
-              <w:t>대화방 초대</w:t>
+              <w:t>파일 전송</w:t>
             </w:r>
           </w:p>
         </w:tc>
@@ -5864,7 +5535,7 @@
               <w:rPr>
                 <w:rFonts w:ascii="맑은 고딕" w:eastAsia="맑은 고딕" w:hAnsi="맑은 고딕" w:cs="맑은 고딕" w:hint="eastAsia"/>
               </w:rPr>
-              <w:t xml:space="preserve">사용자가 현재 참여 중인 대화방에 다른 사용자를 초대한다. </w:t>
+              <w:t>사용자가 현재 대화방에 파일을 전송하고, 다른 사용자는 파일을 다운로드하거나 확인한다.</w:t>
             </w:r>
           </w:p>
         </w:tc>
@@ -5883,31 +5554,19 @@
               <w:rPr>
                 <w:rFonts w:ascii="맑은 고딕" w:eastAsia="맑은 고딕" w:hAnsi="맑은 고딕" w:cs="맑은 고딕" w:hint="eastAsia"/>
               </w:rPr>
-              <w:t xml:space="preserve">include </w:t>
-            </w:r>
-            <w:r>
-              <w:rPr>
-                <w:rFonts w:ascii="맑은 고딕" w:eastAsia="맑은 고딕" w:hAnsi="맑은 고딕" w:cs="맑은 고딕"/>
-              </w:rPr>
-              <w:t>→</w:t>
+              <w:t xml:space="preserve">extended </w:t>
+            </w:r>
+            <w:r>
+              <w:rPr>
+                <w:rFonts w:ascii="맑은 고딕" w:eastAsia="맑은 고딕" w:hAnsi="맑은 고딕" w:cs="맑은 고딕"/>
+              </w:rPr>
+              <w:t>←</w:t>
             </w:r>
             <w:r>
               <w:rPr>
                 <w:rFonts w:ascii="맑은 고딕" w:eastAsia="맑은 고딕" w:hAnsi="맑은 고딕" w:cs="맑은 고딕" w:hint="eastAsia"/>
               </w:rPr>
-              <w:t xml:space="preserve"> BUC</w:t>
-            </w:r>
-            <w:r>
-              <w:rPr>
-                <w:rFonts w:ascii="맑은 고딕" w:eastAsia="맑은 고딕" w:hAnsi="맑은 고딕" w:cs="맑은 고딕"/>
-              </w:rPr>
-              <w:t>–</w:t>
-            </w:r>
-            <w:r>
-              <w:rPr>
-                <w:rFonts w:ascii="맑은 고딕" w:eastAsia="맑은 고딕" w:hAnsi="맑은 고딕" w:cs="맑은 고딕" w:hint="eastAsia"/>
-              </w:rPr>
-              <w:t xml:space="preserve">02, extended </w:t>
+              <w:t xml:space="preserve"> BUC-03, extended </w:t>
             </w:r>
             <w:r>
               <w:rPr>
@@ -5944,7 +5603,6 @@
               <w:rPr>
                 <w:rFonts w:ascii="맑은 고딕" w:eastAsia="맑은 고딕" w:hAnsi="맑은 고딕" w:cs="맑은 고딕" w:hint="eastAsia"/>
               </w:rPr>
-              <w:lastRenderedPageBreak/>
               <w:t>BUC-07</w:t>
             </w:r>
           </w:p>
@@ -5964,7 +5622,7 @@
               <w:rPr>
                 <w:rFonts w:ascii="맑은 고딕" w:eastAsia="맑은 고딕" w:hAnsi="맑은 고딕" w:cs="맑은 고딕" w:hint="eastAsia"/>
               </w:rPr>
-              <w:t>지도 검색</w:t>
+              <w:t>AI 챗봇</w:t>
             </w:r>
           </w:p>
         </w:tc>
@@ -6002,37 +5660,7 @@
               <w:rPr>
                 <w:rFonts w:ascii="맑은 고딕" w:eastAsia="맑은 고딕" w:hAnsi="맑은 고딕" w:cs="맑은 고딕" w:hint="eastAsia"/>
               </w:rPr>
-              <w:t>사용자</w:t>
-            </w:r>
-            <w:r>
-              <w:rPr>
-                <w:rFonts w:ascii="맑은 고딕" w:eastAsia="맑은 고딕" w:hAnsi="맑은 고딕" w:cs="맑은 고딕" w:hint="eastAsia"/>
-              </w:rPr>
-              <w:t>가</w:t>
-            </w:r>
-            <w:r>
-              <w:rPr>
-                <w:rFonts w:ascii="맑은 고딕" w:eastAsia="맑은 고딕" w:hAnsi="맑은 고딕" w:cs="맑은 고딕" w:hint="eastAsia"/>
-              </w:rPr>
-              <w:t xml:space="preserve"> </w:t>
-            </w:r>
-            <w:r>
-              <w:rPr>
-                <w:rFonts w:ascii="맑은 고딕" w:eastAsia="맑은 고딕" w:hAnsi="맑은 고딕" w:cs="맑은 고딕" w:hint="eastAsia"/>
-              </w:rPr>
-              <w:t xml:space="preserve">장소나 </w:t>
-            </w:r>
-            <w:r>
-              <w:rPr>
-                <w:rFonts w:ascii="맑은 고딕" w:eastAsia="맑은 고딕" w:hAnsi="맑은 고딕" w:cs="맑은 고딕" w:hint="eastAsia"/>
-              </w:rPr>
-              <w:t>위치</w:t>
-            </w:r>
-            <w:r>
-              <w:rPr>
-                <w:rFonts w:ascii="맑은 고딕" w:eastAsia="맑은 고딕" w:hAnsi="맑은 고딕" w:cs="맑은 고딕" w:hint="eastAsia"/>
-              </w:rPr>
-              <w:t>를 검색한다.</w:t>
+              <w:t xml:space="preserve">사용자가 AI 탭(화면)에서 AI에게 대화하거나 질문한다. </w:t>
             </w:r>
           </w:p>
         </w:tc>
@@ -6100,6 +5728,7 @@
               <w:rPr>
                 <w:rFonts w:ascii="맑은 고딕" w:eastAsia="맑은 고딕" w:hAnsi="맑은 고딕" w:cs="맑은 고딕" w:hint="eastAsia"/>
               </w:rPr>
+              <w:lastRenderedPageBreak/>
               <w:t>BUC-08</w:t>
             </w:r>
           </w:p>
@@ -6119,7 +5748,7 @@
               <w:rPr>
                 <w:rFonts w:ascii="맑은 고딕" w:eastAsia="맑은 고딕" w:hAnsi="맑은 고딕" w:cs="맑은 고딕" w:hint="eastAsia"/>
               </w:rPr>
-              <w:t>파일 전송</w:t>
+              <w:t>사용자 정보 조회 및 검색</w:t>
             </w:r>
           </w:p>
         </w:tc>
@@ -6138,7 +5767,7 @@
               <w:rPr>
                 <w:rFonts w:ascii="맑은 고딕" w:eastAsia="맑은 고딕" w:hAnsi="맑은 고딕" w:cs="맑은 고딕" w:hint="eastAsia"/>
               </w:rPr>
-              <w:t>사용자</w:t>
+              <w:t>관리자</w:t>
             </w:r>
           </w:p>
         </w:tc>
@@ -6157,25 +5786,7 @@
               <w:rPr>
                 <w:rFonts w:ascii="맑은 고딕" w:eastAsia="맑은 고딕" w:hAnsi="맑은 고딕" w:cs="맑은 고딕" w:hint="eastAsia"/>
               </w:rPr>
-              <w:t>사용자가 현재 대화방에</w:t>
-            </w:r>
-            <w:r>
-              <w:rPr>
-                <w:rFonts w:ascii="맑은 고딕" w:eastAsia="맑은 고딕" w:hAnsi="맑은 고딕" w:cs="맑은 고딕" w:hint="eastAsia"/>
-              </w:rPr>
-              <w:t xml:space="preserve"> 파일을</w:t>
-            </w:r>
-            <w:r>
-              <w:rPr>
-                <w:rFonts w:ascii="맑은 고딕" w:eastAsia="맑은 고딕" w:hAnsi="맑은 고딕" w:cs="맑은 고딕" w:hint="eastAsia"/>
-              </w:rPr>
-              <w:t xml:space="preserve"> 전송</w:t>
-            </w:r>
-            <w:r>
-              <w:rPr>
-                <w:rFonts w:ascii="맑은 고딕" w:eastAsia="맑은 고딕" w:hAnsi="맑은 고딕" w:cs="맑은 고딕" w:hint="eastAsia"/>
-              </w:rPr>
-              <w:t>하고, 다른 사용자는 파일을 다운로드하거나 확인한다.</w:t>
+              <w:t xml:space="preserve">관리자가 전체 가입자 목록 확인 및 학번, 상태, 접속 여부 검색 기준에 따라 조건 검색을 한다. </w:t>
             </w:r>
           </w:p>
         </w:tc>
@@ -6190,36 +5801,6 @@
                 <w:rFonts w:ascii="맑은 고딕" w:eastAsia="맑은 고딕" w:hAnsi="맑은 고딕" w:cs="맑은 고딕"/>
               </w:rPr>
             </w:pPr>
-            <w:r>
-              <w:rPr>
-                <w:rFonts w:ascii="맑은 고딕" w:eastAsia="맑은 고딕" w:hAnsi="맑은 고딕" w:cs="맑은 고딕" w:hint="eastAsia"/>
-              </w:rPr>
-              <w:t xml:space="preserve">extended </w:t>
-            </w:r>
-            <w:r>
-              <w:rPr>
-                <w:rFonts w:ascii="맑은 고딕" w:eastAsia="맑은 고딕" w:hAnsi="맑은 고딕" w:cs="맑은 고딕"/>
-              </w:rPr>
-              <w:t>←</w:t>
-            </w:r>
-            <w:r>
-              <w:rPr>
-                <w:rFonts w:ascii="맑은 고딕" w:eastAsia="맑은 고딕" w:hAnsi="맑은 고딕" w:cs="맑은 고딕" w:hint="eastAsia"/>
-              </w:rPr>
-              <w:t xml:space="preserve"> BUC-03, extended </w:t>
-            </w:r>
-            <w:r>
-              <w:rPr>
-                <w:rFonts w:ascii="맑은 고딕" w:eastAsia="맑은 고딕" w:hAnsi="맑은 고딕" w:cs="맑은 고딕"/>
-              </w:rPr>
-              <w:t>←</w:t>
-            </w:r>
-            <w:r>
-              <w:rPr>
-                <w:rFonts w:ascii="맑은 고딕" w:eastAsia="맑은 고딕" w:hAnsi="맑은 고딕" w:cs="맑은 고딕" w:hint="eastAsia"/>
-              </w:rPr>
-              <w:t xml:space="preserve"> BUC-04</w:t>
-            </w:r>
           </w:p>
         </w:tc>
       </w:tr>
@@ -6262,252 +5843,6 @@
               <w:rPr>
                 <w:rFonts w:ascii="맑은 고딕" w:eastAsia="맑은 고딕" w:hAnsi="맑은 고딕" w:cs="맑은 고딕" w:hint="eastAsia"/>
               </w:rPr>
-              <w:t xml:space="preserve">AI </w:t>
-            </w:r>
-            <w:proofErr w:type="spellStart"/>
-            <w:r>
-              <w:rPr>
-                <w:rFonts w:ascii="맑은 고딕" w:eastAsia="맑은 고딕" w:hAnsi="맑은 고딕" w:cs="맑은 고딕" w:hint="eastAsia"/>
-              </w:rPr>
-              <w:t>챗봇</w:t>
-            </w:r>
-            <w:proofErr w:type="spellEnd"/>
-          </w:p>
-        </w:tc>
-        <w:tc>
-          <w:tcPr>
-            <w:tcW w:w="1559" w:type="dxa"/>
-            <w:vAlign w:val="center"/>
-          </w:tcPr>
-          <w:p>
-            <w:pPr>
-              <w:rPr>
-                <w:rFonts w:ascii="맑은 고딕" w:eastAsia="맑은 고딕" w:hAnsi="맑은 고딕" w:cs="맑은 고딕"/>
-              </w:rPr>
-            </w:pPr>
-            <w:r>
-              <w:rPr>
-                <w:rFonts w:ascii="맑은 고딕" w:eastAsia="맑은 고딕" w:hAnsi="맑은 고딕" w:cs="맑은 고딕" w:hint="eastAsia"/>
-              </w:rPr>
-              <w:t>사용자</w:t>
-            </w:r>
-          </w:p>
-        </w:tc>
-        <w:tc>
-          <w:tcPr>
-            <w:tcW w:w="4202" w:type="dxa"/>
-            <w:vAlign w:val="center"/>
-          </w:tcPr>
-          <w:p>
-            <w:pPr>
-              <w:rPr>
-                <w:rFonts w:ascii="맑은 고딕" w:eastAsia="맑은 고딕" w:hAnsi="맑은 고딕" w:cs="맑은 고딕"/>
-              </w:rPr>
-            </w:pPr>
-            <w:r>
-              <w:rPr>
-                <w:rFonts w:ascii="맑은 고딕" w:eastAsia="맑은 고딕" w:hAnsi="맑은 고딕" w:cs="맑은 고딕" w:hint="eastAsia"/>
-              </w:rPr>
-              <w:t xml:space="preserve">사용자가 AI </w:t>
-            </w:r>
-            <w:r>
-              <w:rPr>
-                <w:rFonts w:ascii="맑은 고딕" w:eastAsia="맑은 고딕" w:hAnsi="맑은 고딕" w:cs="맑은 고딕" w:hint="eastAsia"/>
-              </w:rPr>
-              <w:t>탭(화면)에서 AI에게 대화하거나 질문한다</w:t>
-            </w:r>
-            <w:r>
-              <w:rPr>
-                <w:rFonts w:ascii="맑은 고딕" w:eastAsia="맑은 고딕" w:hAnsi="맑은 고딕" w:cs="맑은 고딕" w:hint="eastAsia"/>
-              </w:rPr>
-              <w:t xml:space="preserve">. </w:t>
-            </w:r>
-          </w:p>
-        </w:tc>
-        <w:tc>
-          <w:tcPr>
-            <w:tcW w:w="2009" w:type="dxa"/>
-            <w:vAlign w:val="center"/>
-          </w:tcPr>
-          <w:p>
-            <w:pPr>
-              <w:rPr>
-                <w:rFonts w:ascii="맑은 고딕" w:eastAsia="맑은 고딕" w:hAnsi="맑은 고딕" w:cs="맑은 고딕"/>
-              </w:rPr>
-            </w:pPr>
-            <w:r>
-              <w:rPr>
-                <w:rFonts w:ascii="맑은 고딕" w:eastAsia="맑은 고딕" w:hAnsi="맑은 고딕" w:cs="맑은 고딕" w:hint="eastAsia"/>
-              </w:rPr>
-              <w:t xml:space="preserve">extended </w:t>
-            </w:r>
-            <w:r>
-              <w:rPr>
-                <w:rFonts w:ascii="맑은 고딕" w:eastAsia="맑은 고딕" w:hAnsi="맑은 고딕" w:cs="맑은 고딕"/>
-              </w:rPr>
-              <w:t>←</w:t>
-            </w:r>
-            <w:r>
-              <w:rPr>
-                <w:rFonts w:ascii="맑은 고딕" w:eastAsia="맑은 고딕" w:hAnsi="맑은 고딕" w:cs="맑은 고딕" w:hint="eastAsia"/>
-              </w:rPr>
-              <w:t xml:space="preserve"> BUC-03, extended </w:t>
-            </w:r>
-            <w:r>
-              <w:rPr>
-                <w:rFonts w:ascii="맑은 고딕" w:eastAsia="맑은 고딕" w:hAnsi="맑은 고딕" w:cs="맑은 고딕"/>
-              </w:rPr>
-              <w:t>←</w:t>
-            </w:r>
-            <w:r>
-              <w:rPr>
-                <w:rFonts w:ascii="맑은 고딕" w:eastAsia="맑은 고딕" w:hAnsi="맑은 고딕" w:cs="맑은 고딕" w:hint="eastAsia"/>
-              </w:rPr>
-              <w:t xml:space="preserve"> BUC-04</w:t>
-            </w:r>
-          </w:p>
-        </w:tc>
-      </w:tr>
-      <w:tr>
-        <w:trPr>
-          <w:trHeight w:val="70"/>
-          <w:jc w:val="center"/>
-        </w:trPr>
-        <w:tc>
-          <w:tcPr>
-            <w:tcW w:w="1696" w:type="dxa"/>
-            <w:vAlign w:val="center"/>
-          </w:tcPr>
-          <w:p>
-            <w:pPr>
-              <w:rPr>
-                <w:rFonts w:ascii="맑은 고딕" w:eastAsia="맑은 고딕" w:hAnsi="맑은 고딕" w:cs="맑은 고딕"/>
-              </w:rPr>
-            </w:pPr>
-            <w:r>
-              <w:rPr>
-                <w:rFonts w:ascii="맑은 고딕" w:eastAsia="맑은 고딕" w:hAnsi="맑은 고딕" w:cs="맑은 고딕" w:hint="eastAsia"/>
-              </w:rPr>
-              <w:t>BUC-10</w:t>
-            </w:r>
-          </w:p>
-        </w:tc>
-        <w:tc>
-          <w:tcPr>
-            <w:tcW w:w="1418" w:type="dxa"/>
-            <w:vAlign w:val="center"/>
-          </w:tcPr>
-          <w:p>
-            <w:pPr>
-              <w:rPr>
-                <w:rFonts w:ascii="맑은 고딕" w:eastAsia="맑은 고딕" w:hAnsi="맑은 고딕" w:cs="맑은 고딕"/>
-              </w:rPr>
-            </w:pPr>
-            <w:r>
-              <w:rPr>
-                <w:rFonts w:ascii="맑은 고딕" w:eastAsia="맑은 고딕" w:hAnsi="맑은 고딕" w:cs="맑은 고딕" w:hint="eastAsia"/>
-              </w:rPr>
-              <w:t>사용자 정보 조회 및 검색</w:t>
-            </w:r>
-          </w:p>
-        </w:tc>
-        <w:tc>
-          <w:tcPr>
-            <w:tcW w:w="1559" w:type="dxa"/>
-            <w:vAlign w:val="center"/>
-          </w:tcPr>
-          <w:p>
-            <w:pPr>
-              <w:rPr>
-                <w:rFonts w:ascii="맑은 고딕" w:eastAsia="맑은 고딕" w:hAnsi="맑은 고딕" w:cs="맑은 고딕"/>
-              </w:rPr>
-            </w:pPr>
-            <w:r>
-              <w:rPr>
-                <w:rFonts w:ascii="맑은 고딕" w:eastAsia="맑은 고딕" w:hAnsi="맑은 고딕" w:cs="맑은 고딕" w:hint="eastAsia"/>
-              </w:rPr>
-              <w:t>관리자</w:t>
-            </w:r>
-          </w:p>
-        </w:tc>
-        <w:tc>
-          <w:tcPr>
-            <w:tcW w:w="4202" w:type="dxa"/>
-            <w:vAlign w:val="center"/>
-          </w:tcPr>
-          <w:p>
-            <w:pPr>
-              <w:rPr>
-                <w:rFonts w:ascii="맑은 고딕" w:eastAsia="맑은 고딕" w:hAnsi="맑은 고딕" w:cs="맑은 고딕"/>
-              </w:rPr>
-            </w:pPr>
-            <w:r>
-              <w:rPr>
-                <w:rFonts w:ascii="맑은 고딕" w:eastAsia="맑은 고딕" w:hAnsi="맑은 고딕" w:cs="맑은 고딕" w:hint="eastAsia"/>
-              </w:rPr>
-              <w:t xml:space="preserve">관리자가 전체 가입자 목록 확인 및 학번, 상태, 접속 여부 검색 기준에 따라 조건 검색을 한다. </w:t>
-            </w:r>
-          </w:p>
-        </w:tc>
-        <w:tc>
-          <w:tcPr>
-            <w:tcW w:w="2009" w:type="dxa"/>
-            <w:vAlign w:val="center"/>
-          </w:tcPr>
-          <w:p>
-            <w:pPr>
-              <w:rPr>
-                <w:rFonts w:ascii="맑은 고딕" w:eastAsia="맑은 고딕" w:hAnsi="맑은 고딕" w:cs="맑은 고딕"/>
-              </w:rPr>
-            </w:pPr>
-          </w:p>
-        </w:tc>
-      </w:tr>
-      <w:tr>
-        <w:trPr>
-          <w:trHeight w:val="70"/>
-          <w:jc w:val="center"/>
-        </w:trPr>
-        <w:tc>
-          <w:tcPr>
-            <w:tcW w:w="1696" w:type="dxa"/>
-            <w:vAlign w:val="center"/>
-          </w:tcPr>
-          <w:p>
-            <w:pPr>
-              <w:rPr>
-                <w:rFonts w:ascii="맑은 고딕" w:eastAsia="맑은 고딕" w:hAnsi="맑은 고딕" w:cs="맑은 고딕"/>
-              </w:rPr>
-            </w:pPr>
-            <w:r>
-              <w:rPr>
-                <w:rFonts w:ascii="맑은 고딕" w:eastAsia="맑은 고딕" w:hAnsi="맑은 고딕" w:cs="맑은 고딕" w:hint="eastAsia"/>
-              </w:rPr>
-              <w:t>BUC-1</w:t>
-            </w:r>
-            <w:r>
-              <w:rPr>
-                <w:rFonts w:ascii="맑은 고딕" w:eastAsia="맑은 고딕" w:hAnsi="맑은 고딕" w:cs="맑은 고딕" w:hint="eastAsia"/>
-              </w:rPr>
-              <w:t>1</w:t>
-            </w:r>
-          </w:p>
-        </w:tc>
-        <w:tc>
-          <w:tcPr>
-            <w:tcW w:w="1418" w:type="dxa"/>
-            <w:vAlign w:val="center"/>
-          </w:tcPr>
-          <w:p>
-            <w:pPr>
-              <w:rPr>
-                <w:rFonts w:ascii="맑은 고딕" w:eastAsia="맑은 고딕" w:hAnsi="맑은 고딕" w:cs="맑은 고딕"/>
-              </w:rPr>
-            </w:pPr>
-            <w:r>
-              <w:rPr>
-                <w:rFonts w:ascii="맑은 고딕" w:eastAsia="맑은 고딕" w:hAnsi="맑은 고딕" w:cs="맑은 고딕" w:hint="eastAsia"/>
-              </w:rPr>
               <w:t>사용자 정보 삭제</w:t>
             </w:r>
           </w:p>
@@ -6565,6 +5900,83 @@
         </w:tc>
       </w:tr>
     </w:tbl>
+    <w:p>
+      <w:pPr>
+        <w:widowControl/>
+        <w:spacing w:after="200" w:line="276" w:lineRule="auto"/>
+        <w:ind w:left="360"/>
+        <w:rPr>
+          <w:rFonts w:ascii="맑은 고딕" w:eastAsia="맑은 고딕" w:hAnsi="맑은 고딕" w:cs="맑은 고딕"/>
+          <w:b/>
+        </w:rPr>
+      </w:pPr>
+    </w:p>
+    <w:p>
+      <w:pPr>
+        <w:widowControl/>
+        <w:spacing w:after="200" w:line="276" w:lineRule="auto"/>
+        <w:ind w:left="360"/>
+        <w:rPr>
+          <w:rFonts w:ascii="맑은 고딕" w:eastAsia="맑은 고딕" w:hAnsi="맑은 고딕" w:cs="맑은 고딕"/>
+          <w:b/>
+        </w:rPr>
+      </w:pPr>
+    </w:p>
+    <w:p>
+      <w:pPr>
+        <w:widowControl/>
+        <w:spacing w:after="200" w:line="276" w:lineRule="auto"/>
+        <w:ind w:left="360"/>
+        <w:rPr>
+          <w:rFonts w:ascii="맑은 고딕" w:eastAsia="맑은 고딕" w:hAnsi="맑은 고딕" w:cs="맑은 고딕"/>
+          <w:b/>
+        </w:rPr>
+      </w:pPr>
+    </w:p>
+    <w:p>
+      <w:pPr>
+        <w:widowControl/>
+        <w:spacing w:after="200" w:line="276" w:lineRule="auto"/>
+        <w:ind w:left="360"/>
+        <w:rPr>
+          <w:rFonts w:ascii="맑은 고딕" w:eastAsia="맑은 고딕" w:hAnsi="맑은 고딕" w:cs="맑은 고딕"/>
+          <w:b/>
+        </w:rPr>
+      </w:pPr>
+    </w:p>
+    <w:p>
+      <w:pPr>
+        <w:widowControl/>
+        <w:spacing w:after="200" w:line="276" w:lineRule="auto"/>
+        <w:ind w:left="360"/>
+        <w:rPr>
+          <w:rFonts w:ascii="맑은 고딕" w:eastAsia="맑은 고딕" w:hAnsi="맑은 고딕" w:cs="맑은 고딕"/>
+          <w:b/>
+        </w:rPr>
+      </w:pPr>
+    </w:p>
+    <w:p>
+      <w:pPr>
+        <w:widowControl/>
+        <w:spacing w:after="200" w:line="276" w:lineRule="auto"/>
+        <w:ind w:left="360"/>
+        <w:rPr>
+          <w:rFonts w:ascii="맑은 고딕" w:eastAsia="맑은 고딕" w:hAnsi="맑은 고딕" w:cs="맑은 고딕"/>
+          <w:b/>
+        </w:rPr>
+      </w:pPr>
+    </w:p>
+    <w:p>
+      <w:pPr>
+        <w:widowControl/>
+        <w:spacing w:after="200" w:line="276" w:lineRule="auto"/>
+        <w:ind w:left="360"/>
+        <w:rPr>
+          <w:rFonts w:ascii="맑은 고딕" w:eastAsia="맑은 고딕" w:hAnsi="맑은 고딕" w:cs="맑은 고딕"/>
+          <w:b/>
+        </w:rPr>
+      </w:pPr>
+    </w:p>
     <w:p>
       <w:pPr>
         <w:widowControl/>
@@ -6705,23 +6117,7 @@
           <w:b/>
         </w:rPr>
         <w:lastRenderedPageBreak/>
-        <w:t xml:space="preserve">비즈니스 </w:t>
-      </w:r>
-      <w:proofErr w:type="spellStart"/>
-      <w:r>
-        <w:rPr>
-          <w:rFonts w:ascii="맑은 고딕" w:eastAsia="맑은 고딕" w:hAnsi="맑은 고딕" w:cs="맑은 고딕"/>
-          <w:b/>
-        </w:rPr>
-        <w:t>유스케이스</w:t>
-      </w:r>
-      <w:proofErr w:type="spellEnd"/>
-      <w:r>
-        <w:rPr>
-          <w:rFonts w:ascii="맑은 고딕" w:eastAsia="맑은 고딕" w:hAnsi="맑은 고딕" w:cs="맑은 고딕"/>
-          <w:b/>
-        </w:rPr>
-        <w:t xml:space="preserve"> 시나리오</w:t>
+        <w:t>비즈니스 유스케이스 시나리오</w:t>
       </w:r>
     </w:p>
     <w:p>
@@ -6735,7 +6131,6 @@
           <w:color w:val="00B0F0"/>
         </w:rPr>
       </w:pPr>
-      <w:proofErr w:type="spellStart"/>
       <w:r>
         <w:rPr>
           <w:rFonts w:ascii="나눔고딕 ExtraBold" w:eastAsia="나눔고딕 ExtraBold" w:hAnsi="나눔고딕 ExtraBold" w:cs="나눔고딕 ExtraBold" w:hint="eastAsia"/>
@@ -6744,32 +6139,13 @@
         </w:rPr>
         <w:t>플래시톡</w:t>
       </w:r>
-      <w:proofErr w:type="spellEnd"/>
       <w:r>
         <w:rPr>
           <w:rFonts w:ascii="나눔고딕 ExtraBold" w:eastAsia="나눔고딕 ExtraBold" w:hAnsi="나눔고딕 ExtraBold" w:cs="나눔고딕 ExtraBold"/>
           <w:b/>
           <w:color w:val="00B0F0"/>
         </w:rPr>
-        <w:t xml:space="preserve"> 시스템- </w:t>
-      </w:r>
-      <w:proofErr w:type="spellStart"/>
-      <w:r>
-        <w:rPr>
-          <w:rFonts w:ascii="나눔고딕 ExtraBold" w:eastAsia="나눔고딕 ExtraBold" w:hAnsi="나눔고딕 ExtraBold" w:cs="나눔고딕 ExtraBold"/>
-          <w:b/>
-          <w:color w:val="00B0F0"/>
-        </w:rPr>
-        <w:t>유스케이스</w:t>
-      </w:r>
-      <w:proofErr w:type="spellEnd"/>
-      <w:r>
-        <w:rPr>
-          <w:rFonts w:ascii="나눔고딕 ExtraBold" w:eastAsia="나눔고딕 ExtraBold" w:hAnsi="나눔고딕 ExtraBold" w:cs="나눔고딕 ExtraBold"/>
-          <w:b/>
-          <w:color w:val="00B0F0"/>
-        </w:rPr>
-        <w:t xml:space="preserve"> 시나리오</w:t>
+        <w:t xml:space="preserve"> 시스템- 유스케이스 시나리오</w:t>
       </w:r>
     </w:p>
     <w:p>
@@ -7055,14 +6431,12 @@
               </w:rPr>
               <w:t xml:space="preserve"> </w:t>
             </w:r>
-            <w:proofErr w:type="spellStart"/>
             <w:r>
               <w:rPr>
                 <w:b/>
               </w:rPr>
               <w:t>액터</w:t>
             </w:r>
-            <w:proofErr w:type="spellEnd"/>
           </w:p>
         </w:tc>
         <w:tc>
@@ -8522,14 +7896,12 @@
               </w:rPr>
               <w:t xml:space="preserve"> </w:t>
             </w:r>
-            <w:proofErr w:type="spellStart"/>
             <w:r>
               <w:rPr>
                 <w:b/>
               </w:rPr>
               <w:t>액터</w:t>
             </w:r>
-            <w:proofErr w:type="spellEnd"/>
           </w:p>
         </w:tc>
         <w:tc>
@@ -9591,1172 +8963,6 @@
           <w:szCs w:val="24"/>
         </w:rPr>
         <w:t>3</w:t>
-      </w:r>
-      <w:r>
-        <w:rPr>
-          <w:b/>
-          <w:sz w:val="24"/>
-          <w:szCs w:val="24"/>
-        </w:rPr>
-        <w:t xml:space="preserve"> </w:t>
-      </w:r>
-      <w:r>
-        <w:rPr>
-          <w:rFonts w:hint="eastAsia"/>
-          <w:b/>
-          <w:sz w:val="24"/>
-          <w:szCs w:val="24"/>
-        </w:rPr>
-        <w:t>대화방</w:t>
-      </w:r>
-      <w:r>
-        <w:rPr>
-          <w:rFonts w:hint="eastAsia"/>
-          <w:b/>
-          <w:sz w:val="24"/>
-          <w:szCs w:val="24"/>
-        </w:rPr>
-        <w:t xml:space="preserve"> </w:t>
-      </w:r>
-      <w:r>
-        <w:rPr>
-          <w:rFonts w:hint="eastAsia"/>
-          <w:b/>
-          <w:sz w:val="24"/>
-          <w:szCs w:val="24"/>
-        </w:rPr>
-        <w:t>생성</w:t>
-      </w:r>
-    </w:p>
-    <w:p>
-      <w:pPr>
-        <w:widowControl/>
-        <w:spacing w:line="276" w:lineRule="auto"/>
-        <w:rPr>
-          <w:b/>
-          <w:sz w:val="24"/>
-          <w:szCs w:val="24"/>
-        </w:rPr>
-      </w:pPr>
-    </w:p>
-    <w:tbl>
-      <w:tblPr>
-        <w:tblpPr w:leftFromText="142" w:rightFromText="142" w:vertAnchor="text" w:horzAnchor="margin" w:tblpXSpec="center" w:tblpY="71"/>
-        <w:tblW w:w="8522" w:type="dxa"/>
-        <w:tblBorders>
-          <w:top w:val="single" w:sz="4" w:space="0" w:color="999999"/>
-          <w:left w:val="single" w:sz="4" w:space="0" w:color="999999"/>
-          <w:bottom w:val="single" w:sz="4" w:space="0" w:color="999999"/>
-          <w:right w:val="single" w:sz="4" w:space="0" w:color="999999"/>
-          <w:insideH w:val="single" w:sz="4" w:space="0" w:color="999999"/>
-          <w:insideV w:val="single" w:sz="4" w:space="0" w:color="999999"/>
-        </w:tblBorders>
-        <w:tblLayout w:type="fixed"/>
-        <w:tblLook w:val="0400" w:firstRow="0" w:lastRow="0" w:firstColumn="0" w:lastColumn="0" w:noHBand="0" w:noVBand="1"/>
-      </w:tblPr>
-      <w:tblGrid>
-        <w:gridCol w:w="1384"/>
-        <w:gridCol w:w="7138"/>
-      </w:tblGrid>
-      <w:tr>
-        <w:trPr>
-          <w:trHeight w:val="402"/>
-        </w:trPr>
-        <w:tc>
-          <w:tcPr>
-            <w:tcW w:w="1384" w:type="dxa"/>
-            <w:tcBorders>
-              <w:bottom w:val="single" w:sz="12" w:space="0" w:color="666666"/>
-            </w:tcBorders>
-            <w:vAlign w:val="center"/>
-          </w:tcPr>
-          <w:p>
-            <w:pPr>
-              <w:spacing w:line="276" w:lineRule="auto"/>
-              <w:jc w:val="center"/>
-              <w:rPr>
-                <w:b/>
-              </w:rPr>
-            </w:pPr>
-            <w:r>
-              <w:rPr>
-                <w:b/>
-              </w:rPr>
-              <w:t>항목</w:t>
-            </w:r>
-          </w:p>
-        </w:tc>
-        <w:tc>
-          <w:tcPr>
-            <w:tcW w:w="7138" w:type="dxa"/>
-            <w:tcBorders>
-              <w:bottom w:val="single" w:sz="12" w:space="0" w:color="666666"/>
-            </w:tcBorders>
-            <w:vAlign w:val="center"/>
-          </w:tcPr>
-          <w:p>
-            <w:pPr>
-              <w:spacing w:line="276" w:lineRule="auto"/>
-              <w:jc w:val="center"/>
-              <w:rPr>
-                <w:b/>
-              </w:rPr>
-            </w:pPr>
-            <w:r>
-              <w:rPr>
-                <w:b/>
-              </w:rPr>
-              <w:t>내용</w:t>
-            </w:r>
-          </w:p>
-        </w:tc>
-      </w:tr>
-      <w:tr>
-        <w:trPr>
-          <w:trHeight w:val="531"/>
-        </w:trPr>
-        <w:tc>
-          <w:tcPr>
-            <w:tcW w:w="1384" w:type="dxa"/>
-            <w:vAlign w:val="center"/>
-          </w:tcPr>
-          <w:p>
-            <w:pPr>
-              <w:spacing w:line="276" w:lineRule="auto"/>
-              <w:jc w:val="center"/>
-              <w:rPr>
-                <w:b/>
-              </w:rPr>
-            </w:pPr>
-            <w:r>
-              <w:rPr>
-                <w:b/>
-              </w:rPr>
-              <w:t>설명</w:t>
-            </w:r>
-          </w:p>
-        </w:tc>
-        <w:tc>
-          <w:tcPr>
-            <w:tcW w:w="7138" w:type="dxa"/>
-            <w:vAlign w:val="center"/>
-          </w:tcPr>
-          <w:p>
-            <w:pPr>
-              <w:spacing w:line="276" w:lineRule="auto"/>
-            </w:pPr>
-            <w:r>
-              <w:t>1:1</w:t>
-            </w:r>
-            <w:r>
-              <w:t>채팅</w:t>
-            </w:r>
-            <w:r>
-              <w:t xml:space="preserve"> </w:t>
-            </w:r>
-            <w:r>
-              <w:t>또는</w:t>
-            </w:r>
-            <w:r>
-              <w:t xml:space="preserve"> </w:t>
-            </w:r>
-            <w:r>
-              <w:t>그룹</w:t>
-            </w:r>
-            <w:r>
-              <w:t xml:space="preserve"> </w:t>
-            </w:r>
-            <w:r>
-              <w:t>채팅에</w:t>
-            </w:r>
-            <w:r>
-              <w:t xml:space="preserve"> </w:t>
-            </w:r>
-            <w:r>
-              <w:t>따라</w:t>
-            </w:r>
-            <w:r>
-              <w:t xml:space="preserve"> </w:t>
-            </w:r>
-            <w:r>
-              <w:t>고유한</w:t>
-            </w:r>
-            <w:r>
-              <w:t xml:space="preserve"> </w:t>
-            </w:r>
-            <w:r>
-              <w:t>식별</w:t>
-            </w:r>
-            <w:r>
-              <w:t xml:space="preserve"> </w:t>
-            </w:r>
-            <w:r>
-              <w:t>번호를</w:t>
-            </w:r>
-            <w:r>
-              <w:t xml:space="preserve"> </w:t>
-            </w:r>
-            <w:r>
-              <w:t>가진</w:t>
-            </w:r>
-            <w:r>
-              <w:t xml:space="preserve"> </w:t>
-            </w:r>
-            <w:r>
-              <w:t>대화방을</w:t>
-            </w:r>
-            <w:r>
-              <w:t xml:space="preserve"> </w:t>
-            </w:r>
-            <w:r>
-              <w:t>생성해</w:t>
-            </w:r>
-            <w:r>
-              <w:t xml:space="preserve"> </w:t>
-            </w:r>
-            <w:r>
-              <w:t>참여할</w:t>
-            </w:r>
-            <w:r>
-              <w:t xml:space="preserve"> </w:t>
-            </w:r>
-            <w:r>
-              <w:t>사용자의</w:t>
-            </w:r>
-            <w:r>
-              <w:t xml:space="preserve"> </w:t>
-            </w:r>
-            <w:r>
-              <w:t>학번을</w:t>
-            </w:r>
-            <w:r>
-              <w:t xml:space="preserve"> </w:t>
-            </w:r>
-            <w:r>
-              <w:t>해당</w:t>
-            </w:r>
-            <w:r>
-              <w:t xml:space="preserve"> </w:t>
-            </w:r>
-            <w:r>
-              <w:t>방에</w:t>
-            </w:r>
-            <w:r>
-              <w:t xml:space="preserve"> </w:t>
-            </w:r>
-            <w:r>
-              <w:t>매핑해</w:t>
-            </w:r>
-            <w:r>
-              <w:t xml:space="preserve"> </w:t>
-            </w:r>
-            <w:r>
-              <w:t>논리적인</w:t>
-            </w:r>
-            <w:r>
-              <w:t xml:space="preserve"> </w:t>
-            </w:r>
-            <w:r>
-              <w:t>대화</w:t>
-            </w:r>
-            <w:r>
-              <w:t xml:space="preserve"> </w:t>
-            </w:r>
-            <w:r>
-              <w:t>공간을</w:t>
-            </w:r>
-            <w:r>
-              <w:t xml:space="preserve"> </w:t>
-            </w:r>
-            <w:r>
-              <w:t>구축한다</w:t>
-            </w:r>
-            <w:r>
-              <w:t>.</w:t>
-            </w:r>
-          </w:p>
-        </w:tc>
-      </w:tr>
-      <w:tr>
-        <w:trPr>
-          <w:trHeight w:val="545"/>
-        </w:trPr>
-        <w:tc>
-          <w:tcPr>
-            <w:tcW w:w="1384" w:type="dxa"/>
-            <w:vAlign w:val="center"/>
-          </w:tcPr>
-          <w:p>
-            <w:pPr>
-              <w:spacing w:line="276" w:lineRule="auto"/>
-              <w:jc w:val="center"/>
-              <w:rPr>
-                <w:b/>
-              </w:rPr>
-            </w:pPr>
-            <w:r>
-              <w:rPr>
-                <w:b/>
-              </w:rPr>
-              <w:t>주요</w:t>
-            </w:r>
-            <w:r>
-              <w:rPr>
-                <w:b/>
-              </w:rPr>
-              <w:t xml:space="preserve"> </w:t>
-            </w:r>
-            <w:proofErr w:type="spellStart"/>
-            <w:r>
-              <w:rPr>
-                <w:b/>
-              </w:rPr>
-              <w:t>액터</w:t>
-            </w:r>
-            <w:proofErr w:type="spellEnd"/>
-          </w:p>
-        </w:tc>
-        <w:tc>
-          <w:tcPr>
-            <w:tcW w:w="7138" w:type="dxa"/>
-            <w:vAlign w:val="center"/>
-          </w:tcPr>
-          <w:p>
-            <w:pPr>
-              <w:spacing w:line="276" w:lineRule="auto"/>
-            </w:pPr>
-            <w:r>
-              <w:rPr>
-                <w:rFonts w:hint="eastAsia"/>
-              </w:rPr>
-              <w:t>사용자</w:t>
-            </w:r>
-          </w:p>
-        </w:tc>
-      </w:tr>
-      <w:tr>
-        <w:trPr>
-          <w:trHeight w:val="581"/>
-        </w:trPr>
-        <w:tc>
-          <w:tcPr>
-            <w:tcW w:w="1384" w:type="dxa"/>
-            <w:vAlign w:val="center"/>
-          </w:tcPr>
-          <w:p>
-            <w:pPr>
-              <w:spacing w:line="276" w:lineRule="auto"/>
-              <w:jc w:val="center"/>
-              <w:rPr>
-                <w:b/>
-              </w:rPr>
-            </w:pPr>
-            <w:r>
-              <w:rPr>
-                <w:b/>
-              </w:rPr>
-              <w:t>전제</w:t>
-            </w:r>
-            <w:r>
-              <w:rPr>
-                <w:b/>
-              </w:rPr>
-              <w:t xml:space="preserve"> </w:t>
-            </w:r>
-            <w:r>
-              <w:rPr>
-                <w:b/>
-              </w:rPr>
-              <w:t>조건</w:t>
-            </w:r>
-          </w:p>
-        </w:tc>
-        <w:tc>
-          <w:tcPr>
-            <w:tcW w:w="7138" w:type="dxa"/>
-            <w:vAlign w:val="center"/>
-          </w:tcPr>
-          <w:p>
-            <w:pPr>
-              <w:spacing w:line="276" w:lineRule="auto"/>
-            </w:pPr>
-            <w:r>
-              <w:rPr>
-                <w:rFonts w:hint="eastAsia"/>
-              </w:rPr>
-              <w:t>시스템의</w:t>
-            </w:r>
-            <w:r>
-              <w:rPr>
-                <w:rFonts w:hint="eastAsia"/>
-              </w:rPr>
-              <w:t xml:space="preserve"> </w:t>
-            </w:r>
-            <w:r>
-              <w:rPr>
-                <w:rFonts w:hint="eastAsia"/>
-              </w:rPr>
-              <w:t>가입한</w:t>
-            </w:r>
-            <w:r>
-              <w:rPr>
-                <w:rFonts w:hint="eastAsia"/>
-              </w:rPr>
-              <w:t xml:space="preserve"> </w:t>
-            </w:r>
-            <w:r>
-              <w:rPr>
-                <w:rFonts w:hint="eastAsia"/>
-              </w:rPr>
-              <w:t>사용자들</w:t>
-            </w:r>
-            <w:r>
-              <w:rPr>
-                <w:rFonts w:hint="eastAsia"/>
-              </w:rPr>
-              <w:t xml:space="preserve"> </w:t>
-            </w:r>
-            <w:r>
-              <w:rPr>
-                <w:rFonts w:hint="eastAsia"/>
-              </w:rPr>
-              <w:t>모두</w:t>
-            </w:r>
-            <w:r>
-              <w:rPr>
-                <w:rFonts w:hint="eastAsia"/>
-              </w:rPr>
-              <w:t xml:space="preserve"> </w:t>
-            </w:r>
-            <w:r>
-              <w:rPr>
-                <w:rFonts w:hint="eastAsia"/>
-              </w:rPr>
-              <w:t>현재</w:t>
-            </w:r>
-            <w:r>
-              <w:rPr>
-                <w:rFonts w:hint="eastAsia"/>
-              </w:rPr>
-              <w:t xml:space="preserve"> </w:t>
-            </w:r>
-            <w:r>
-              <w:rPr>
-                <w:rFonts w:hint="eastAsia"/>
-              </w:rPr>
-              <w:t>접속</w:t>
-            </w:r>
-            <w:r>
-              <w:rPr>
-                <w:rFonts w:hint="eastAsia"/>
-              </w:rPr>
-              <w:t xml:space="preserve"> </w:t>
-            </w:r>
-            <w:r>
-              <w:rPr>
-                <w:rFonts w:hint="eastAsia"/>
-              </w:rPr>
-              <w:t>중이어야</w:t>
-            </w:r>
-            <w:r>
-              <w:rPr>
-                <w:rFonts w:hint="eastAsia"/>
-              </w:rPr>
-              <w:t xml:space="preserve"> </w:t>
-            </w:r>
-            <w:r>
-              <w:rPr>
-                <w:rFonts w:hint="eastAsia"/>
-              </w:rPr>
-              <w:t>한다</w:t>
-            </w:r>
-            <w:r>
-              <w:rPr>
-                <w:rFonts w:hint="eastAsia"/>
-              </w:rPr>
-              <w:t>.</w:t>
-            </w:r>
-          </w:p>
-        </w:tc>
-      </w:tr>
-      <w:tr>
-        <w:trPr>
-          <w:trHeight w:val="547"/>
-        </w:trPr>
-        <w:tc>
-          <w:tcPr>
-            <w:tcW w:w="1384" w:type="dxa"/>
-            <w:vAlign w:val="center"/>
-          </w:tcPr>
-          <w:p>
-            <w:pPr>
-              <w:spacing w:line="276" w:lineRule="auto"/>
-              <w:jc w:val="center"/>
-              <w:rPr>
-                <w:b/>
-              </w:rPr>
-            </w:pPr>
-            <w:r>
-              <w:rPr>
-                <w:b/>
-              </w:rPr>
-              <w:t>종료</w:t>
-            </w:r>
-            <w:r>
-              <w:rPr>
-                <w:b/>
-              </w:rPr>
-              <w:t xml:space="preserve"> </w:t>
-            </w:r>
-            <w:r>
-              <w:rPr>
-                <w:b/>
-              </w:rPr>
-              <w:t>조건</w:t>
-            </w:r>
-          </w:p>
-        </w:tc>
-        <w:tc>
-          <w:tcPr>
-            <w:tcW w:w="7138" w:type="dxa"/>
-            <w:vAlign w:val="center"/>
-          </w:tcPr>
-          <w:p>
-            <w:pPr>
-              <w:spacing w:line="276" w:lineRule="auto"/>
-            </w:pPr>
-            <w:r>
-              <w:rPr>
-                <w:rFonts w:hint="eastAsia"/>
-              </w:rPr>
-              <w:t>성공</w:t>
-            </w:r>
-            <w:r>
-              <w:t>:</w:t>
-            </w:r>
-            <w:r>
-              <w:t xml:space="preserve"> </w:t>
-            </w:r>
-            <w:r>
-              <w:rPr>
-                <w:rFonts w:hint="eastAsia"/>
-              </w:rPr>
-              <w:t>선택한</w:t>
-            </w:r>
-            <w:r>
-              <w:rPr>
-                <w:rFonts w:hint="eastAsia"/>
-              </w:rPr>
-              <w:t xml:space="preserve"> </w:t>
-            </w:r>
-            <w:r>
-              <w:rPr>
-                <w:rFonts w:hint="eastAsia"/>
-              </w:rPr>
-              <w:t>사용자들이</w:t>
-            </w:r>
-            <w:r>
-              <w:rPr>
-                <w:rFonts w:hint="eastAsia"/>
-              </w:rPr>
-              <w:t xml:space="preserve"> </w:t>
-            </w:r>
-            <w:r>
-              <w:rPr>
-                <w:rFonts w:hint="eastAsia"/>
-              </w:rPr>
-              <w:t>대화할</w:t>
-            </w:r>
-            <w:r>
-              <w:rPr>
-                <w:rFonts w:hint="eastAsia"/>
-              </w:rPr>
-              <w:t xml:space="preserve"> </w:t>
-            </w:r>
-            <w:r>
-              <w:rPr>
-                <w:rFonts w:hint="eastAsia"/>
-              </w:rPr>
-              <w:t>수</w:t>
-            </w:r>
-            <w:r>
-              <w:rPr>
-                <w:rFonts w:hint="eastAsia"/>
-              </w:rPr>
-              <w:t xml:space="preserve"> </w:t>
-            </w:r>
-            <w:r>
-              <w:rPr>
-                <w:rFonts w:hint="eastAsia"/>
-              </w:rPr>
-              <w:t>있는</w:t>
-            </w:r>
-            <w:r>
-              <w:rPr>
-                <w:rFonts w:hint="eastAsia"/>
-              </w:rPr>
-              <w:t xml:space="preserve"> </w:t>
-            </w:r>
-            <w:r>
-              <w:rPr>
-                <w:rFonts w:hint="eastAsia"/>
-              </w:rPr>
-              <w:t>대화방</w:t>
-            </w:r>
-            <w:r>
-              <w:rPr>
-                <w:rFonts w:hint="eastAsia"/>
-              </w:rPr>
-              <w:t xml:space="preserve"> </w:t>
-            </w:r>
-            <w:r>
-              <w:rPr>
-                <w:rFonts w:hint="eastAsia"/>
-              </w:rPr>
-              <w:t>생성</w:t>
-            </w:r>
-          </w:p>
-          <w:p>
-            <w:pPr>
-              <w:spacing w:line="276" w:lineRule="auto"/>
-            </w:pPr>
-            <w:r>
-              <w:rPr>
-                <w:rFonts w:hint="eastAsia"/>
-              </w:rPr>
-              <w:t>실패</w:t>
-            </w:r>
-            <w:r>
-              <w:t>:</w:t>
-            </w:r>
-            <w:r>
-              <w:rPr>
-                <w:rFonts w:hint="eastAsia"/>
-              </w:rPr>
-              <w:t xml:space="preserve"> </w:t>
-            </w:r>
-            <w:r>
-              <w:rPr>
-                <w:rFonts w:hint="eastAsia"/>
-              </w:rPr>
-              <w:t>미</w:t>
-            </w:r>
-            <w:r>
-              <w:rPr>
-                <w:rFonts w:hint="eastAsia"/>
-              </w:rPr>
-              <w:t xml:space="preserve"> </w:t>
-            </w:r>
-            <w:r>
-              <w:rPr>
-                <w:rFonts w:hint="eastAsia"/>
-              </w:rPr>
-              <w:t>접속</w:t>
-            </w:r>
-            <w:r>
-              <w:rPr>
-                <w:rFonts w:hint="eastAsia"/>
-              </w:rPr>
-              <w:t xml:space="preserve"> </w:t>
-            </w:r>
-            <w:r>
-              <w:rPr>
-                <w:rFonts w:hint="eastAsia"/>
-              </w:rPr>
-              <w:t>사용자</w:t>
-            </w:r>
-            <w:r>
-              <w:rPr>
-                <w:rFonts w:hint="eastAsia"/>
-              </w:rPr>
-              <w:t xml:space="preserve"> </w:t>
-            </w:r>
-            <w:r>
-              <w:rPr>
-                <w:rFonts w:hint="eastAsia"/>
-              </w:rPr>
-              <w:t>선택으로</w:t>
-            </w:r>
-            <w:r>
-              <w:rPr>
-                <w:rFonts w:hint="eastAsia"/>
-              </w:rPr>
-              <w:t xml:space="preserve"> </w:t>
-            </w:r>
-            <w:r>
-              <w:rPr>
-                <w:rFonts w:hint="eastAsia"/>
-              </w:rPr>
-              <w:t>인해</w:t>
-            </w:r>
-            <w:r>
-              <w:rPr>
-                <w:rFonts w:hint="eastAsia"/>
-              </w:rPr>
-              <w:t xml:space="preserve"> </w:t>
-            </w:r>
-            <w:r>
-              <w:rPr>
-                <w:rFonts w:hint="eastAsia"/>
-              </w:rPr>
-              <w:t>대화방</w:t>
-            </w:r>
-            <w:r>
-              <w:rPr>
-                <w:rFonts w:hint="eastAsia"/>
-              </w:rPr>
-              <w:t xml:space="preserve"> </w:t>
-            </w:r>
-            <w:r>
-              <w:rPr>
-                <w:rFonts w:hint="eastAsia"/>
-              </w:rPr>
-              <w:t>생성</w:t>
-            </w:r>
-            <w:r>
-              <w:rPr>
-                <w:rFonts w:hint="eastAsia"/>
-              </w:rPr>
-              <w:t xml:space="preserve"> </w:t>
-            </w:r>
-            <w:r>
-              <w:rPr>
-                <w:rFonts w:hint="eastAsia"/>
-              </w:rPr>
-              <w:t>실패</w:t>
-            </w:r>
-            <w:r>
-              <w:t>.</w:t>
-            </w:r>
-          </w:p>
-        </w:tc>
-      </w:tr>
-      <w:tr>
-        <w:trPr>
-          <w:trHeight w:val="1689"/>
-        </w:trPr>
-        <w:tc>
-          <w:tcPr>
-            <w:tcW w:w="1384" w:type="dxa"/>
-            <w:vAlign w:val="center"/>
-          </w:tcPr>
-          <w:p>
-            <w:pPr>
-              <w:spacing w:line="276" w:lineRule="auto"/>
-              <w:jc w:val="center"/>
-              <w:rPr>
-                <w:b/>
-              </w:rPr>
-            </w:pPr>
-            <w:r>
-              <w:rPr>
-                <w:b/>
-              </w:rPr>
-              <w:t>기본</w:t>
-            </w:r>
-            <w:r>
-              <w:rPr>
-                <w:b/>
-              </w:rPr>
-              <w:t xml:space="preserve"> </w:t>
-            </w:r>
-            <w:r>
-              <w:rPr>
-                <w:b/>
-              </w:rPr>
-              <w:t>흐름</w:t>
-            </w:r>
-          </w:p>
-        </w:tc>
-        <w:tc>
-          <w:tcPr>
-            <w:tcW w:w="7138" w:type="dxa"/>
-            <w:vAlign w:val="center"/>
-          </w:tcPr>
-          <w:p>
-            <w:pPr>
-              <w:spacing w:line="276" w:lineRule="auto"/>
-            </w:pPr>
-            <w:r>
-              <w:t xml:space="preserve">1. </w:t>
-            </w:r>
-            <w:r>
-              <w:rPr>
-                <w:rFonts w:hint="eastAsia"/>
-              </w:rPr>
-              <w:t>친구</w:t>
-            </w:r>
-            <w:r>
-              <w:rPr>
-                <w:rFonts w:hint="eastAsia"/>
-              </w:rPr>
-              <w:t xml:space="preserve"> </w:t>
-            </w:r>
-            <w:r>
-              <w:rPr>
-                <w:rFonts w:hint="eastAsia"/>
-              </w:rPr>
-              <w:t>검색</w:t>
-            </w:r>
-            <w:r>
-              <w:rPr>
-                <w:rFonts w:hint="eastAsia"/>
-              </w:rPr>
-              <w:t xml:space="preserve"> </w:t>
-            </w:r>
-            <w:r>
-              <w:rPr>
-                <w:rFonts w:hint="eastAsia"/>
-              </w:rPr>
-              <w:t>버튼으로</w:t>
-            </w:r>
-            <w:r>
-              <w:rPr>
-                <w:rFonts w:hint="eastAsia"/>
-              </w:rPr>
-              <w:t xml:space="preserve"> </w:t>
-            </w:r>
-            <w:r>
-              <w:rPr>
-                <w:rFonts w:hint="eastAsia"/>
-              </w:rPr>
-              <w:t>사용자를</w:t>
-            </w:r>
-            <w:r>
-              <w:rPr>
-                <w:rFonts w:hint="eastAsia"/>
-              </w:rPr>
-              <w:t xml:space="preserve"> </w:t>
-            </w:r>
-            <w:r>
-              <w:rPr>
-                <w:rFonts w:hint="eastAsia"/>
-              </w:rPr>
-              <w:t>조회한다</w:t>
-            </w:r>
-            <w:r>
-              <w:rPr>
-                <w:rFonts w:hint="eastAsia"/>
-              </w:rPr>
-              <w:t>.</w:t>
-            </w:r>
-          </w:p>
-          <w:p>
-            <w:pPr>
-              <w:spacing w:line="276" w:lineRule="auto"/>
-            </w:pPr>
-            <w:r>
-              <w:t xml:space="preserve">2. </w:t>
-            </w:r>
-            <w:r>
-              <w:rPr>
-                <w:rFonts w:hint="eastAsia"/>
-              </w:rPr>
-              <w:t>대화</w:t>
-            </w:r>
-            <w:r>
-              <w:t>하고</w:t>
-            </w:r>
-            <w:r>
-              <w:rPr>
-                <w:rFonts w:hint="eastAsia"/>
-              </w:rPr>
-              <w:t xml:space="preserve"> </w:t>
-            </w:r>
-            <w:r>
-              <w:rPr>
-                <w:rFonts w:hint="eastAsia"/>
-              </w:rPr>
-              <w:t>싶은</w:t>
-            </w:r>
-            <w:r>
-              <w:rPr>
-                <w:rFonts w:hint="eastAsia"/>
-              </w:rPr>
-              <w:t xml:space="preserve"> </w:t>
-            </w:r>
-            <w:r>
-              <w:rPr>
-                <w:rFonts w:hint="eastAsia"/>
-              </w:rPr>
-              <w:t>사용자를</w:t>
-            </w:r>
-            <w:r>
-              <w:rPr>
-                <w:rFonts w:hint="eastAsia"/>
-              </w:rPr>
-              <w:t xml:space="preserve"> </w:t>
-            </w:r>
-            <w:r>
-              <w:rPr>
-                <w:rFonts w:hint="eastAsia"/>
-              </w:rPr>
-              <w:t>선택한다</w:t>
-            </w:r>
-            <w:r>
-              <w:rPr>
-                <w:rFonts w:hint="eastAsia"/>
-              </w:rPr>
-              <w:t>.</w:t>
-            </w:r>
-          </w:p>
-          <w:p>
-            <w:pPr>
-              <w:spacing w:line="276" w:lineRule="auto"/>
-            </w:pPr>
-            <w:r>
-              <w:t xml:space="preserve">3. </w:t>
-            </w:r>
-            <w:r>
-              <w:rPr>
-                <w:rFonts w:hint="eastAsia"/>
-              </w:rPr>
-              <w:t>대화하기</w:t>
-            </w:r>
-            <w:r>
-              <w:rPr>
-                <w:rFonts w:hint="eastAsia"/>
-              </w:rPr>
-              <w:t xml:space="preserve"> </w:t>
-            </w:r>
-            <w:r>
-              <w:rPr>
-                <w:rFonts w:hint="eastAsia"/>
-              </w:rPr>
-              <w:t>버튼을</w:t>
-            </w:r>
-            <w:r>
-              <w:rPr>
-                <w:rFonts w:hint="eastAsia"/>
-              </w:rPr>
-              <w:t xml:space="preserve"> </w:t>
-            </w:r>
-            <w:r>
-              <w:rPr>
-                <w:rFonts w:hint="eastAsia"/>
-              </w:rPr>
-              <w:t>눌러</w:t>
-            </w:r>
-            <w:r>
-              <w:rPr>
-                <w:rFonts w:hint="eastAsia"/>
-              </w:rPr>
-              <w:t xml:space="preserve"> </w:t>
-            </w:r>
-            <w:r>
-              <w:rPr>
-                <w:rFonts w:hint="eastAsia"/>
-              </w:rPr>
-              <w:t>선택한</w:t>
-            </w:r>
-            <w:r>
-              <w:rPr>
-                <w:rFonts w:hint="eastAsia"/>
-              </w:rPr>
-              <w:t xml:space="preserve"> </w:t>
-            </w:r>
-            <w:r>
-              <w:rPr>
-                <w:rFonts w:hint="eastAsia"/>
-              </w:rPr>
-              <w:t>사용자들과</w:t>
-            </w:r>
-            <w:r>
-              <w:rPr>
-                <w:rFonts w:hint="eastAsia"/>
-              </w:rPr>
-              <w:t xml:space="preserve"> </w:t>
-            </w:r>
-            <w:r>
-              <w:rPr>
-                <w:rFonts w:hint="eastAsia"/>
-              </w:rPr>
-              <w:t>대화할</w:t>
-            </w:r>
-            <w:r>
-              <w:rPr>
-                <w:rFonts w:hint="eastAsia"/>
-              </w:rPr>
-              <w:t xml:space="preserve"> </w:t>
-            </w:r>
-            <w:r>
-              <w:rPr>
-                <w:rFonts w:hint="eastAsia"/>
-              </w:rPr>
-              <w:t>수</w:t>
-            </w:r>
-            <w:r>
-              <w:rPr>
-                <w:rFonts w:hint="eastAsia"/>
-              </w:rPr>
-              <w:t xml:space="preserve"> </w:t>
-            </w:r>
-            <w:r>
-              <w:rPr>
-                <w:rFonts w:hint="eastAsia"/>
-              </w:rPr>
-              <w:t>있는</w:t>
-            </w:r>
-            <w:r>
-              <w:rPr>
-                <w:rFonts w:hint="eastAsia"/>
-              </w:rPr>
-              <w:t xml:space="preserve"> </w:t>
-            </w:r>
-            <w:r>
-              <w:rPr>
-                <w:rFonts w:hint="eastAsia"/>
-              </w:rPr>
-              <w:t>대화방을</w:t>
-            </w:r>
-            <w:r>
-              <w:rPr>
-                <w:rFonts w:hint="eastAsia"/>
-              </w:rPr>
-              <w:t xml:space="preserve"> </w:t>
-            </w:r>
-            <w:r>
-              <w:rPr>
-                <w:rFonts w:hint="eastAsia"/>
-              </w:rPr>
-              <w:t>생성한다</w:t>
-            </w:r>
-            <w:r>
-              <w:rPr>
-                <w:rFonts w:hint="eastAsia"/>
-              </w:rPr>
-              <w:t>.</w:t>
-            </w:r>
-          </w:p>
-        </w:tc>
-      </w:tr>
-      <w:tr>
-        <w:trPr>
-          <w:trHeight w:val="976"/>
-        </w:trPr>
-        <w:tc>
-          <w:tcPr>
-            <w:tcW w:w="1384" w:type="dxa"/>
-            <w:vAlign w:val="center"/>
-          </w:tcPr>
-          <w:p>
-            <w:pPr>
-              <w:spacing w:line="276" w:lineRule="auto"/>
-              <w:jc w:val="center"/>
-              <w:rPr>
-                <w:b/>
-              </w:rPr>
-            </w:pPr>
-            <w:r>
-              <w:rPr>
-                <w:b/>
-              </w:rPr>
-              <w:t>예외</w:t>
-            </w:r>
-            <w:r>
-              <w:rPr>
-                <w:b/>
-              </w:rPr>
-              <w:t xml:space="preserve"> </w:t>
-            </w:r>
-            <w:r>
-              <w:rPr>
-                <w:b/>
-              </w:rPr>
-              <w:t>흐름</w:t>
-            </w:r>
-          </w:p>
-        </w:tc>
-        <w:tc>
-          <w:tcPr>
-            <w:tcW w:w="7138" w:type="dxa"/>
-            <w:vAlign w:val="center"/>
-          </w:tcPr>
-          <w:p>
-            <w:pPr>
-              <w:spacing w:line="276" w:lineRule="auto"/>
-            </w:pPr>
-            <w:r>
-              <w:rPr>
-                <w:rFonts w:hint="eastAsia"/>
-              </w:rPr>
-              <w:t>없음</w:t>
-            </w:r>
-          </w:p>
-        </w:tc>
-      </w:tr>
-    </w:tbl>
-    <w:p>
-      <w:pPr>
-        <w:widowControl/>
-        <w:spacing w:line="276" w:lineRule="auto"/>
-        <w:rPr>
-          <w:b/>
-          <w:sz w:val="24"/>
-          <w:szCs w:val="24"/>
-        </w:rPr>
-      </w:pPr>
-    </w:p>
-    <w:p>
-      <w:pPr>
-        <w:widowControl/>
-        <w:spacing w:line="276" w:lineRule="auto"/>
-        <w:rPr>
-          <w:b/>
-          <w:sz w:val="24"/>
-          <w:szCs w:val="24"/>
-        </w:rPr>
-      </w:pPr>
-    </w:p>
-    <w:p>
-      <w:pPr>
-        <w:widowControl/>
-        <w:spacing w:line="276" w:lineRule="auto"/>
-        <w:rPr>
-          <w:b/>
-          <w:sz w:val="24"/>
-          <w:szCs w:val="24"/>
-        </w:rPr>
-      </w:pPr>
-    </w:p>
-    <w:p>
-      <w:pPr>
-        <w:widowControl/>
-        <w:spacing w:line="276" w:lineRule="auto"/>
-        <w:rPr>
-          <w:b/>
-          <w:sz w:val="24"/>
-          <w:szCs w:val="24"/>
-        </w:rPr>
-      </w:pPr>
-    </w:p>
-    <w:p>
-      <w:pPr>
-        <w:widowControl/>
-        <w:spacing w:line="276" w:lineRule="auto"/>
-        <w:rPr>
-          <w:b/>
-          <w:sz w:val="24"/>
-          <w:szCs w:val="24"/>
-        </w:rPr>
-      </w:pPr>
-      <w:r>
-        <w:rPr>
-          <w:b/>
-          <w:sz w:val="24"/>
-          <w:szCs w:val="24"/>
-        </w:rPr>
-        <w:lastRenderedPageBreak/>
-        <w:t>BUC-0</w:t>
-      </w:r>
-      <w:r>
-        <w:rPr>
-          <w:rFonts w:hint="eastAsia"/>
-          <w:b/>
-          <w:sz w:val="24"/>
-          <w:szCs w:val="24"/>
-        </w:rPr>
-        <w:t>4</w:t>
       </w:r>
       <w:r>
         <w:rPr>
@@ -10997,14 +9203,12 @@
               </w:rPr>
               <w:t xml:space="preserve"> </w:t>
             </w:r>
-            <w:proofErr w:type="spellStart"/>
             <w:r>
               <w:rPr>
                 <w:b/>
               </w:rPr>
               <w:t>액터</w:t>
             </w:r>
-            <w:proofErr w:type="spellEnd"/>
           </w:p>
         </w:tc>
         <w:tc>
@@ -12096,7 +10300,13 @@
       <w:pPr>
         <w:spacing w:line="276" w:lineRule="auto"/>
       </w:pPr>
+    </w:p>
+    <w:p>
+      <w:pPr>
+        <w:spacing w:line="276" w:lineRule="auto"/>
+      </w:pPr>
       <w:r>
+        <w:lastRenderedPageBreak/>
         <w:pict w14:anchorId="2FC95E7A">
           <v:rect id="_x0000_i1028" style="width:0;height:1.5pt" o:hralign="center" o:hrstd="t" o:hr="t" fillcolor="#a0a0a0" stroked="f"/>
         </w:pict>
@@ -12127,7 +10337,7 @@
           <w:sz w:val="24"/>
           <w:szCs w:val="24"/>
         </w:rPr>
-        <w:t>5</w:t>
+        <w:t>4</w:t>
       </w:r>
       <w:r>
         <w:rPr>
@@ -12377,14 +10587,12 @@
               </w:rPr>
               <w:t xml:space="preserve"> </w:t>
             </w:r>
-            <w:proofErr w:type="spellStart"/>
             <w:r>
               <w:rPr>
                 <w:b/>
               </w:rPr>
               <w:t>액터</w:t>
             </w:r>
-            <w:proofErr w:type="spellEnd"/>
           </w:p>
         </w:tc>
         <w:tc>
@@ -12783,7 +10991,6 @@
               <w:rPr>
                 <w:b/>
               </w:rPr>
-              <w:lastRenderedPageBreak/>
               <w:t>기본</w:t>
             </w:r>
             <w:r>
@@ -13106,12 +11313,6 @@
           <v:rect id="_x0000_i1029" style="width:0;height:1.5pt" o:hralign="center" o:hrstd="t" o:hr="t" fillcolor="#a0a0a0" stroked="f"/>
         </w:pict>
       </w:r>
-    </w:p>
-    <w:p>
-      <w:pPr>
-        <w:widowControl/>
-        <w:spacing w:line="276" w:lineRule="auto"/>
-      </w:pPr>
     </w:p>
     <w:p>
       <w:pPr>
@@ -13137,1224 +11338,7 @@
           <w:sz w:val="24"/>
           <w:szCs w:val="24"/>
         </w:rPr>
-        <w:t>6</w:t>
-      </w:r>
-      <w:r>
-        <w:rPr>
-          <w:b/>
-          <w:sz w:val="24"/>
-          <w:szCs w:val="24"/>
-        </w:rPr>
-        <w:t xml:space="preserve"> </w:t>
-      </w:r>
-      <w:r>
-        <w:rPr>
-          <w:rFonts w:hint="eastAsia"/>
-          <w:b/>
-          <w:sz w:val="24"/>
-          <w:szCs w:val="24"/>
-        </w:rPr>
-        <w:t>대화방</w:t>
-      </w:r>
-      <w:r>
-        <w:rPr>
-          <w:rFonts w:hint="eastAsia"/>
-          <w:b/>
-          <w:sz w:val="24"/>
-          <w:szCs w:val="24"/>
-        </w:rPr>
-        <w:t xml:space="preserve"> </w:t>
-      </w:r>
-      <w:r>
-        <w:rPr>
-          <w:rFonts w:hint="eastAsia"/>
-          <w:b/>
-          <w:sz w:val="24"/>
-          <w:szCs w:val="24"/>
-        </w:rPr>
-        <w:t>초대</w:t>
-      </w:r>
-    </w:p>
-    <w:p>
-      <w:pPr>
-        <w:widowControl/>
-        <w:spacing w:line="276" w:lineRule="auto"/>
-      </w:pPr>
-    </w:p>
-    <w:tbl>
-      <w:tblPr>
-        <w:tblW w:w="8522" w:type="dxa"/>
-        <w:jc w:val="center"/>
-        <w:tblBorders>
-          <w:top w:val="single" w:sz="4" w:space="0" w:color="999999"/>
-          <w:left w:val="single" w:sz="4" w:space="0" w:color="999999"/>
-          <w:bottom w:val="single" w:sz="4" w:space="0" w:color="999999"/>
-          <w:right w:val="single" w:sz="4" w:space="0" w:color="999999"/>
-          <w:insideH w:val="single" w:sz="4" w:space="0" w:color="999999"/>
-          <w:insideV w:val="single" w:sz="4" w:space="0" w:color="999999"/>
-        </w:tblBorders>
-        <w:tblLayout w:type="fixed"/>
-        <w:tblLook w:val="0400" w:firstRow="0" w:lastRow="0" w:firstColumn="0" w:lastColumn="0" w:noHBand="0" w:noVBand="1"/>
-      </w:tblPr>
-      <w:tblGrid>
-        <w:gridCol w:w="1384"/>
-        <w:gridCol w:w="7138"/>
-      </w:tblGrid>
-      <w:tr>
-        <w:trPr>
-          <w:trHeight w:val="402"/>
-          <w:jc w:val="center"/>
-        </w:trPr>
-        <w:tc>
-          <w:tcPr>
-            <w:tcW w:w="1384" w:type="dxa"/>
-            <w:tcBorders>
-              <w:bottom w:val="single" w:sz="12" w:space="0" w:color="666666"/>
-            </w:tcBorders>
-            <w:vAlign w:val="center"/>
-          </w:tcPr>
-          <w:p>
-            <w:pPr>
-              <w:spacing w:line="276" w:lineRule="auto"/>
-              <w:jc w:val="center"/>
-              <w:rPr>
-                <w:b/>
-              </w:rPr>
-            </w:pPr>
-            <w:r>
-              <w:rPr>
-                <w:b/>
-              </w:rPr>
-              <w:t>항목</w:t>
-            </w:r>
-          </w:p>
-        </w:tc>
-        <w:tc>
-          <w:tcPr>
-            <w:tcW w:w="7138" w:type="dxa"/>
-            <w:tcBorders>
-              <w:bottom w:val="single" w:sz="12" w:space="0" w:color="666666"/>
-            </w:tcBorders>
-            <w:vAlign w:val="center"/>
-          </w:tcPr>
-          <w:p>
-            <w:pPr>
-              <w:spacing w:line="276" w:lineRule="auto"/>
-              <w:jc w:val="center"/>
-              <w:rPr>
-                <w:b/>
-              </w:rPr>
-            </w:pPr>
-            <w:r>
-              <w:rPr>
-                <w:b/>
-              </w:rPr>
-              <w:t>내용</w:t>
-            </w:r>
-          </w:p>
-        </w:tc>
-      </w:tr>
-      <w:tr>
-        <w:trPr>
-          <w:trHeight w:val="531"/>
-          <w:jc w:val="center"/>
-        </w:trPr>
-        <w:tc>
-          <w:tcPr>
-            <w:tcW w:w="1384" w:type="dxa"/>
-            <w:vAlign w:val="center"/>
-          </w:tcPr>
-          <w:p>
-            <w:pPr>
-              <w:spacing w:line="276" w:lineRule="auto"/>
-              <w:jc w:val="center"/>
-              <w:rPr>
-                <w:b/>
-              </w:rPr>
-            </w:pPr>
-            <w:r>
-              <w:rPr>
-                <w:b/>
-              </w:rPr>
-              <w:t>설명</w:t>
-            </w:r>
-          </w:p>
-        </w:tc>
-        <w:tc>
-          <w:tcPr>
-            <w:tcW w:w="7138" w:type="dxa"/>
-            <w:vAlign w:val="center"/>
-          </w:tcPr>
-          <w:p>
-            <w:pPr>
-              <w:spacing w:line="276" w:lineRule="auto"/>
-            </w:pPr>
-            <w:r>
-              <w:rPr>
-                <w:rFonts w:hint="eastAsia"/>
-              </w:rPr>
-              <w:t>사용자가</w:t>
-            </w:r>
-            <w:r>
-              <w:t xml:space="preserve"> </w:t>
-            </w:r>
-            <w:r>
-              <w:t>현재</w:t>
-            </w:r>
-            <w:r>
-              <w:t xml:space="preserve"> </w:t>
-            </w:r>
-            <w:r>
-              <w:t>참여</w:t>
-            </w:r>
-            <w:r>
-              <w:t xml:space="preserve"> </w:t>
-            </w:r>
-            <w:r>
-              <w:t>중인</w:t>
-            </w:r>
-            <w:r>
-              <w:t xml:space="preserve"> </w:t>
-            </w:r>
-            <w:r>
-              <w:t>대화방에</w:t>
-            </w:r>
-            <w:r>
-              <w:t xml:space="preserve"> </w:t>
-            </w:r>
-            <w:r>
-              <w:t>다른</w:t>
-            </w:r>
-            <w:r>
-              <w:t xml:space="preserve"> </w:t>
-            </w:r>
-            <w:r>
-              <w:t>사용자를</w:t>
-            </w:r>
-            <w:r>
-              <w:t xml:space="preserve"> </w:t>
-            </w:r>
-            <w:r>
-              <w:t>초대한다</w:t>
-            </w:r>
-            <w:r>
-              <w:t>.</w:t>
-            </w:r>
-          </w:p>
-        </w:tc>
-      </w:tr>
-      <w:tr>
-        <w:trPr>
-          <w:trHeight w:val="545"/>
-          <w:jc w:val="center"/>
-        </w:trPr>
-        <w:tc>
-          <w:tcPr>
-            <w:tcW w:w="1384" w:type="dxa"/>
-            <w:vAlign w:val="center"/>
-          </w:tcPr>
-          <w:p>
-            <w:pPr>
-              <w:spacing w:line="276" w:lineRule="auto"/>
-              <w:jc w:val="center"/>
-              <w:rPr>
-                <w:b/>
-              </w:rPr>
-            </w:pPr>
-            <w:r>
-              <w:rPr>
-                <w:b/>
-              </w:rPr>
-              <w:t>주요</w:t>
-            </w:r>
-            <w:r>
-              <w:rPr>
-                <w:b/>
-              </w:rPr>
-              <w:t xml:space="preserve"> </w:t>
-            </w:r>
-            <w:proofErr w:type="spellStart"/>
-            <w:r>
-              <w:rPr>
-                <w:b/>
-              </w:rPr>
-              <w:t>액터</w:t>
-            </w:r>
-            <w:proofErr w:type="spellEnd"/>
-          </w:p>
-        </w:tc>
-        <w:tc>
-          <w:tcPr>
-            <w:tcW w:w="7138" w:type="dxa"/>
-            <w:vAlign w:val="center"/>
-          </w:tcPr>
-          <w:p>
-            <w:pPr>
-              <w:spacing w:line="276" w:lineRule="auto"/>
-            </w:pPr>
-            <w:r>
-              <w:t>관리자</w:t>
-            </w:r>
-          </w:p>
-        </w:tc>
-      </w:tr>
-      <w:tr>
-        <w:trPr>
-          <w:trHeight w:val="581"/>
-          <w:jc w:val="center"/>
-        </w:trPr>
-        <w:tc>
-          <w:tcPr>
-            <w:tcW w:w="1384" w:type="dxa"/>
-            <w:vAlign w:val="center"/>
-          </w:tcPr>
-          <w:p>
-            <w:pPr>
-              <w:spacing w:line="276" w:lineRule="auto"/>
-              <w:jc w:val="center"/>
-              <w:rPr>
-                <w:b/>
-              </w:rPr>
-            </w:pPr>
-            <w:r>
-              <w:rPr>
-                <w:b/>
-              </w:rPr>
-              <w:t>전제</w:t>
-            </w:r>
-            <w:r>
-              <w:rPr>
-                <w:b/>
-              </w:rPr>
-              <w:t xml:space="preserve"> </w:t>
-            </w:r>
-            <w:r>
-              <w:rPr>
-                <w:b/>
-              </w:rPr>
-              <w:t>조건</w:t>
-            </w:r>
-          </w:p>
-        </w:tc>
-        <w:tc>
-          <w:tcPr>
-            <w:tcW w:w="7138" w:type="dxa"/>
-            <w:vAlign w:val="center"/>
-          </w:tcPr>
-          <w:p>
-            <w:pPr>
-              <w:spacing w:line="276" w:lineRule="auto"/>
-            </w:pPr>
-            <w:r>
-              <w:rPr>
-                <w:rFonts w:hint="eastAsia"/>
-              </w:rPr>
-              <w:t>대화방이</w:t>
-            </w:r>
-            <w:r>
-              <w:rPr>
-                <w:rFonts w:hint="eastAsia"/>
-              </w:rPr>
-              <w:t xml:space="preserve"> </w:t>
-            </w:r>
-            <w:r>
-              <w:rPr>
-                <w:rFonts w:hint="eastAsia"/>
-              </w:rPr>
-              <w:t>생성되어</w:t>
-            </w:r>
-            <w:r>
-              <w:rPr>
-                <w:rFonts w:hint="eastAsia"/>
-              </w:rPr>
-              <w:t xml:space="preserve"> </w:t>
-            </w:r>
-            <w:r>
-              <w:rPr>
-                <w:rFonts w:hint="eastAsia"/>
-              </w:rPr>
-              <w:t>있고</w:t>
-            </w:r>
-            <w:r>
-              <w:rPr>
-                <w:rFonts w:hint="eastAsia"/>
-              </w:rPr>
-              <w:t xml:space="preserve">, </w:t>
-            </w:r>
-            <w:r>
-              <w:rPr>
-                <w:rFonts w:hint="eastAsia"/>
-              </w:rPr>
-              <w:t>접속</w:t>
-            </w:r>
-            <w:r>
-              <w:rPr>
-                <w:rFonts w:hint="eastAsia"/>
-              </w:rPr>
-              <w:t xml:space="preserve"> </w:t>
-            </w:r>
-            <w:r>
-              <w:rPr>
-                <w:rFonts w:hint="eastAsia"/>
-              </w:rPr>
-              <w:t>중인</w:t>
-            </w:r>
-            <w:r>
-              <w:rPr>
-                <w:rFonts w:hint="eastAsia"/>
-              </w:rPr>
-              <w:t xml:space="preserve"> </w:t>
-            </w:r>
-            <w:r>
-              <w:rPr>
-                <w:rFonts w:hint="eastAsia"/>
-              </w:rPr>
-              <w:t>사용자이어야</w:t>
-            </w:r>
-            <w:r>
-              <w:rPr>
-                <w:rFonts w:hint="eastAsia"/>
-              </w:rPr>
-              <w:t xml:space="preserve"> </w:t>
-            </w:r>
-            <w:r>
-              <w:rPr>
-                <w:rFonts w:hint="eastAsia"/>
-              </w:rPr>
-              <w:t>한다</w:t>
-            </w:r>
-            <w:r>
-              <w:rPr>
-                <w:rFonts w:hint="eastAsia"/>
-              </w:rPr>
-              <w:t>.</w:t>
-            </w:r>
-          </w:p>
-        </w:tc>
-      </w:tr>
-      <w:tr>
-        <w:trPr>
-          <w:trHeight w:val="547"/>
-          <w:jc w:val="center"/>
-        </w:trPr>
-        <w:tc>
-          <w:tcPr>
-            <w:tcW w:w="1384" w:type="dxa"/>
-            <w:vAlign w:val="center"/>
-          </w:tcPr>
-          <w:p>
-            <w:pPr>
-              <w:spacing w:line="276" w:lineRule="auto"/>
-              <w:jc w:val="center"/>
-              <w:rPr>
-                <w:b/>
-              </w:rPr>
-            </w:pPr>
-            <w:r>
-              <w:rPr>
-                <w:b/>
-              </w:rPr>
-              <w:t>종료</w:t>
-            </w:r>
-            <w:r>
-              <w:rPr>
-                <w:b/>
-              </w:rPr>
-              <w:t xml:space="preserve"> </w:t>
-            </w:r>
-            <w:r>
-              <w:rPr>
-                <w:b/>
-              </w:rPr>
-              <w:t>조건</w:t>
-            </w:r>
-          </w:p>
-        </w:tc>
-        <w:tc>
-          <w:tcPr>
-            <w:tcW w:w="7138" w:type="dxa"/>
-            <w:vAlign w:val="center"/>
-          </w:tcPr>
-          <w:p>
-            <w:pPr>
-              <w:spacing w:line="276" w:lineRule="auto"/>
-            </w:pPr>
-            <w:r>
-              <w:rPr>
-                <w:rFonts w:hint="eastAsia"/>
-              </w:rPr>
-              <w:t>성공</w:t>
-            </w:r>
-            <w:r>
-              <w:t>:</w:t>
-            </w:r>
-            <w:r>
-              <w:rPr>
-                <w:rFonts w:hint="eastAsia"/>
-              </w:rPr>
-              <w:t xml:space="preserve"> </w:t>
-            </w:r>
-            <w:r>
-              <w:rPr>
-                <w:rFonts w:hint="eastAsia"/>
-              </w:rPr>
-              <w:t>현재</w:t>
-            </w:r>
-            <w:r>
-              <w:rPr>
-                <w:rFonts w:hint="eastAsia"/>
-              </w:rPr>
-              <w:t xml:space="preserve"> </w:t>
-            </w:r>
-            <w:r>
-              <w:rPr>
-                <w:rFonts w:hint="eastAsia"/>
-              </w:rPr>
-              <w:t>대화방에</w:t>
-            </w:r>
-            <w:r>
-              <w:rPr>
-                <w:rFonts w:hint="eastAsia"/>
-              </w:rPr>
-              <w:t xml:space="preserve"> </w:t>
-            </w:r>
-            <w:r>
-              <w:rPr>
-                <w:rFonts w:hint="eastAsia"/>
-              </w:rPr>
-              <w:t>접속</w:t>
-            </w:r>
-            <w:r>
-              <w:rPr>
-                <w:rFonts w:hint="eastAsia"/>
-              </w:rPr>
-              <w:t xml:space="preserve"> </w:t>
-            </w:r>
-            <w:r>
-              <w:rPr>
-                <w:rFonts w:hint="eastAsia"/>
-              </w:rPr>
-              <w:t>중인</w:t>
-            </w:r>
-            <w:r>
-              <w:rPr>
-                <w:rFonts w:hint="eastAsia"/>
-              </w:rPr>
-              <w:t xml:space="preserve"> </w:t>
-            </w:r>
-            <w:r>
-              <w:rPr>
-                <w:rFonts w:hint="eastAsia"/>
-              </w:rPr>
-              <w:t>사용자</w:t>
-            </w:r>
-            <w:r>
-              <w:rPr>
-                <w:rFonts w:hint="eastAsia"/>
-              </w:rPr>
-              <w:t xml:space="preserve"> </w:t>
-            </w:r>
-            <w:r>
-              <w:rPr>
-                <w:rFonts w:hint="eastAsia"/>
-              </w:rPr>
-              <w:t>초대</w:t>
-            </w:r>
-          </w:p>
-          <w:p>
-            <w:pPr>
-              <w:spacing w:line="276" w:lineRule="auto"/>
-            </w:pPr>
-            <w:r>
-              <w:rPr>
-                <w:rFonts w:hint="eastAsia"/>
-              </w:rPr>
-              <w:t>실패</w:t>
-            </w:r>
-            <w:r>
-              <w:t>:</w:t>
-            </w:r>
-            <w:r>
-              <w:t xml:space="preserve"> </w:t>
-            </w:r>
-            <w:r>
-              <w:rPr>
-                <w:rFonts w:hint="eastAsia"/>
-              </w:rPr>
-              <w:t>사용자</w:t>
-            </w:r>
-            <w:r>
-              <w:rPr>
-                <w:rFonts w:hint="eastAsia"/>
-              </w:rPr>
-              <w:t xml:space="preserve"> </w:t>
-            </w:r>
-            <w:r>
-              <w:rPr>
-                <w:rFonts w:hint="eastAsia"/>
-              </w:rPr>
-              <w:t>미</w:t>
-            </w:r>
-            <w:r>
-              <w:rPr>
-                <w:rFonts w:hint="eastAsia"/>
-              </w:rPr>
-              <w:t xml:space="preserve"> </w:t>
-            </w:r>
-            <w:r>
-              <w:rPr>
-                <w:rFonts w:hint="eastAsia"/>
-              </w:rPr>
-              <w:t>접속으로</w:t>
-            </w:r>
-            <w:r>
-              <w:rPr>
-                <w:rFonts w:hint="eastAsia"/>
-              </w:rPr>
-              <w:t xml:space="preserve"> </w:t>
-            </w:r>
-            <w:r>
-              <w:rPr>
-                <w:rFonts w:hint="eastAsia"/>
-              </w:rPr>
-              <w:t>인해</w:t>
-            </w:r>
-            <w:r>
-              <w:rPr>
-                <w:rFonts w:hint="eastAsia"/>
-              </w:rPr>
-              <w:t xml:space="preserve"> </w:t>
-            </w:r>
-            <w:r>
-              <w:rPr>
-                <w:rFonts w:hint="eastAsia"/>
-              </w:rPr>
-              <w:t>초대</w:t>
-            </w:r>
-            <w:r>
-              <w:rPr>
-                <w:rFonts w:hint="eastAsia"/>
-              </w:rPr>
-              <w:t xml:space="preserve"> </w:t>
-            </w:r>
-            <w:r>
-              <w:rPr>
-                <w:rFonts w:hint="eastAsia"/>
-              </w:rPr>
-              <w:t>실패</w:t>
-            </w:r>
-            <w:r>
-              <w:t>.</w:t>
-            </w:r>
-          </w:p>
-        </w:tc>
-      </w:tr>
-      <w:tr>
-        <w:trPr>
-          <w:trHeight w:val="1689"/>
-          <w:jc w:val="center"/>
-        </w:trPr>
-        <w:tc>
-          <w:tcPr>
-            <w:tcW w:w="1384" w:type="dxa"/>
-            <w:vAlign w:val="center"/>
-          </w:tcPr>
-          <w:p>
-            <w:pPr>
-              <w:spacing w:line="276" w:lineRule="auto"/>
-              <w:jc w:val="center"/>
-              <w:rPr>
-                <w:b/>
-              </w:rPr>
-            </w:pPr>
-            <w:r>
-              <w:rPr>
-                <w:b/>
-              </w:rPr>
-              <w:t>기본</w:t>
-            </w:r>
-            <w:r>
-              <w:rPr>
-                <w:b/>
-              </w:rPr>
-              <w:t xml:space="preserve"> </w:t>
-            </w:r>
-            <w:r>
-              <w:rPr>
-                <w:b/>
-              </w:rPr>
-              <w:t>흐름</w:t>
-            </w:r>
-          </w:p>
-        </w:tc>
-        <w:tc>
-          <w:tcPr>
-            <w:tcW w:w="7138" w:type="dxa"/>
-            <w:vAlign w:val="center"/>
-          </w:tcPr>
-          <w:p>
-            <w:pPr>
-              <w:spacing w:line="276" w:lineRule="auto"/>
-            </w:pPr>
-            <w:r>
-              <w:t xml:space="preserve">1. </w:t>
-            </w:r>
-            <w:r>
-              <w:rPr>
-                <w:rFonts w:hint="eastAsia"/>
-              </w:rPr>
-              <w:t>대화</w:t>
-            </w:r>
-            <w:r>
-              <w:rPr>
-                <w:rFonts w:hint="eastAsia"/>
-              </w:rPr>
-              <w:t xml:space="preserve"> </w:t>
-            </w:r>
-            <w:r>
-              <w:rPr>
-                <w:rFonts w:hint="eastAsia"/>
-              </w:rPr>
-              <w:t>화면의</w:t>
-            </w:r>
-            <w:r>
-              <w:rPr>
-                <w:rFonts w:hint="eastAsia"/>
-              </w:rPr>
-              <w:t xml:space="preserve"> </w:t>
-            </w:r>
-            <w:r>
-              <w:t>“</w:t>
-            </w:r>
-            <w:r>
-              <w:rPr>
-                <w:rFonts w:hint="eastAsia"/>
-              </w:rPr>
-              <w:t>초대하기</w:t>
-            </w:r>
-            <w:r>
-              <w:t>”</w:t>
-            </w:r>
-            <w:r>
-              <w:rPr>
-                <w:rFonts w:hint="eastAsia"/>
-              </w:rPr>
-              <w:t>버튼을</w:t>
-            </w:r>
-            <w:r>
-              <w:rPr>
-                <w:rFonts w:hint="eastAsia"/>
-              </w:rPr>
-              <w:t xml:space="preserve"> </w:t>
-            </w:r>
-            <w:r>
-              <w:rPr>
-                <w:rFonts w:hint="eastAsia"/>
-              </w:rPr>
-              <w:t>선택한다</w:t>
-            </w:r>
-            <w:r>
-              <w:t>.</w:t>
-            </w:r>
-          </w:p>
-          <w:p>
-            <w:pPr>
-              <w:spacing w:line="276" w:lineRule="auto"/>
-            </w:pPr>
-            <w:r>
-              <w:t xml:space="preserve">2. </w:t>
-            </w:r>
-            <w:r>
-              <w:rPr>
-                <w:rFonts w:hint="eastAsia"/>
-              </w:rPr>
-              <w:t>사용자의</w:t>
-            </w:r>
-            <w:r>
-              <w:rPr>
-                <w:rFonts w:hint="eastAsia"/>
-              </w:rPr>
-              <w:t xml:space="preserve"> </w:t>
-            </w:r>
-            <w:r>
-              <w:rPr>
-                <w:rFonts w:hint="eastAsia"/>
-              </w:rPr>
-              <w:t>학번</w:t>
-            </w:r>
-            <w:r>
-              <w:rPr>
-                <w:rFonts w:hint="eastAsia"/>
-              </w:rPr>
-              <w:t xml:space="preserve">, </w:t>
-            </w:r>
-            <w:r>
-              <w:rPr>
-                <w:rFonts w:hint="eastAsia"/>
-              </w:rPr>
-              <w:t>이름을</w:t>
-            </w:r>
-            <w:r>
-              <w:rPr>
-                <w:rFonts w:hint="eastAsia"/>
-              </w:rPr>
-              <w:t xml:space="preserve"> </w:t>
-            </w:r>
-            <w:r>
-              <w:rPr>
-                <w:rFonts w:hint="eastAsia"/>
-              </w:rPr>
-              <w:t>검색하는</w:t>
-            </w:r>
-            <w:r>
-              <w:rPr>
-                <w:rFonts w:hint="eastAsia"/>
-              </w:rPr>
-              <w:t xml:space="preserve"> </w:t>
-            </w:r>
-            <w:r>
-              <w:rPr>
-                <w:rFonts w:hint="eastAsia"/>
-              </w:rPr>
-              <w:t>화면</w:t>
-            </w:r>
-            <w:r>
-              <w:rPr>
-                <w:rFonts w:hint="eastAsia"/>
-              </w:rPr>
-              <w:t>을</w:t>
-            </w:r>
-            <w:r>
-              <w:rPr>
-                <w:rFonts w:hint="eastAsia"/>
-              </w:rPr>
-              <w:t xml:space="preserve"> </w:t>
-            </w:r>
-            <w:r>
-              <w:rPr>
-                <w:rFonts w:hint="eastAsia"/>
-              </w:rPr>
-              <w:t>표시한다</w:t>
-            </w:r>
-            <w:r>
-              <w:t>.</w:t>
-            </w:r>
-          </w:p>
-          <w:p>
-            <w:pPr>
-              <w:spacing w:line="276" w:lineRule="auto"/>
-            </w:pPr>
-            <w:r>
-              <w:t xml:space="preserve">3. </w:t>
-            </w:r>
-            <w:r>
-              <w:rPr>
-                <w:rFonts w:hint="eastAsia"/>
-              </w:rPr>
-              <w:t>학번</w:t>
-            </w:r>
-            <w:r>
-              <w:rPr>
-                <w:rFonts w:hint="eastAsia"/>
-              </w:rPr>
-              <w:t xml:space="preserve"> </w:t>
-            </w:r>
-            <w:r>
-              <w:rPr>
-                <w:rFonts w:hint="eastAsia"/>
-              </w:rPr>
-              <w:t>및</w:t>
-            </w:r>
-            <w:r>
-              <w:rPr>
-                <w:rFonts w:hint="eastAsia"/>
-              </w:rPr>
-              <w:t xml:space="preserve"> </w:t>
-            </w:r>
-            <w:r>
-              <w:rPr>
-                <w:rFonts w:hint="eastAsia"/>
-              </w:rPr>
-              <w:t>이름을</w:t>
-            </w:r>
-            <w:r>
-              <w:rPr>
-                <w:rFonts w:hint="eastAsia"/>
-              </w:rPr>
-              <w:t xml:space="preserve"> </w:t>
-            </w:r>
-            <w:r>
-              <w:rPr>
-                <w:rFonts w:hint="eastAsia"/>
-              </w:rPr>
-              <w:t>입력하여</w:t>
-            </w:r>
-            <w:r>
-              <w:rPr>
-                <w:rFonts w:hint="eastAsia"/>
-              </w:rPr>
-              <w:t xml:space="preserve"> </w:t>
-            </w:r>
-            <w:r>
-              <w:rPr>
-                <w:rFonts w:hint="eastAsia"/>
-              </w:rPr>
-              <w:t>사용자</w:t>
-            </w:r>
-            <w:r>
-              <w:rPr>
-                <w:rFonts w:hint="eastAsia"/>
-              </w:rPr>
-              <w:t xml:space="preserve"> </w:t>
-            </w:r>
-            <w:r>
-              <w:rPr>
-                <w:rFonts w:hint="eastAsia"/>
-              </w:rPr>
-              <w:t>검색</w:t>
-            </w:r>
-            <w:r>
-              <w:t>.</w:t>
-            </w:r>
-          </w:p>
-          <w:p>
-            <w:pPr>
-              <w:spacing w:line="276" w:lineRule="auto"/>
-            </w:pPr>
-            <w:r>
-              <w:t>4.</w:t>
-            </w:r>
-            <w:r>
-              <w:rPr>
-                <w:rFonts w:hint="eastAsia"/>
-              </w:rPr>
-              <w:t xml:space="preserve"> </w:t>
-            </w:r>
-            <w:r>
-              <w:t>“</w:t>
-            </w:r>
-            <w:r>
-              <w:rPr>
-                <w:rFonts w:hint="eastAsia"/>
-              </w:rPr>
-              <w:t>초대하기</w:t>
-            </w:r>
-            <w:r>
-              <w:t>”</w:t>
-            </w:r>
-            <w:r>
-              <w:rPr>
-                <w:rFonts w:hint="eastAsia"/>
-              </w:rPr>
-              <w:t xml:space="preserve"> </w:t>
-            </w:r>
-            <w:r>
-              <w:rPr>
-                <w:rFonts w:hint="eastAsia"/>
-              </w:rPr>
-              <w:t>버튼을</w:t>
-            </w:r>
-            <w:r>
-              <w:rPr>
-                <w:rFonts w:hint="eastAsia"/>
-              </w:rPr>
-              <w:t xml:space="preserve"> </w:t>
-            </w:r>
-            <w:r>
-              <w:rPr>
-                <w:rFonts w:hint="eastAsia"/>
-              </w:rPr>
-              <w:t>눌러</w:t>
-            </w:r>
-            <w:r>
-              <w:rPr>
-                <w:rFonts w:hint="eastAsia"/>
-              </w:rPr>
-              <w:t xml:space="preserve"> </w:t>
-            </w:r>
-            <w:r>
-              <w:rPr>
-                <w:rFonts w:hint="eastAsia"/>
-              </w:rPr>
-              <w:t>검색한</w:t>
-            </w:r>
-            <w:r>
-              <w:rPr>
-                <w:rFonts w:hint="eastAsia"/>
-              </w:rPr>
-              <w:t xml:space="preserve"> </w:t>
-            </w:r>
-            <w:r>
-              <w:rPr>
-                <w:rFonts w:hint="eastAsia"/>
-              </w:rPr>
-              <w:t>사용자를</w:t>
-            </w:r>
-            <w:r>
-              <w:rPr>
-                <w:rFonts w:hint="eastAsia"/>
-              </w:rPr>
-              <w:t xml:space="preserve"> </w:t>
-            </w:r>
-            <w:r>
-              <w:rPr>
-                <w:rFonts w:hint="eastAsia"/>
-              </w:rPr>
-              <w:t>대화방에</w:t>
-            </w:r>
-            <w:r>
-              <w:rPr>
-                <w:rFonts w:hint="eastAsia"/>
-              </w:rPr>
-              <w:t xml:space="preserve"> </w:t>
-            </w:r>
-            <w:r>
-              <w:rPr>
-                <w:rFonts w:hint="eastAsia"/>
-              </w:rPr>
-              <w:t>초대한다</w:t>
-            </w:r>
-            <w:r>
-              <w:rPr>
-                <w:rFonts w:hint="eastAsia"/>
-              </w:rPr>
-              <w:t>.</w:t>
-            </w:r>
-            <w:r>
-              <w:t>.</w:t>
-            </w:r>
-          </w:p>
-        </w:tc>
-      </w:tr>
-      <w:tr>
-        <w:trPr>
-          <w:trHeight w:val="976"/>
-          <w:jc w:val="center"/>
-        </w:trPr>
-        <w:tc>
-          <w:tcPr>
-            <w:tcW w:w="1384" w:type="dxa"/>
-            <w:vAlign w:val="center"/>
-          </w:tcPr>
-          <w:p>
-            <w:pPr>
-              <w:spacing w:line="276" w:lineRule="auto"/>
-              <w:jc w:val="center"/>
-              <w:rPr>
-                <w:b/>
-              </w:rPr>
-            </w:pPr>
-            <w:r>
-              <w:rPr>
-                <w:b/>
-              </w:rPr>
-              <w:t>예외</w:t>
-            </w:r>
-            <w:r>
-              <w:rPr>
-                <w:b/>
-              </w:rPr>
-              <w:t xml:space="preserve"> </w:t>
-            </w:r>
-            <w:r>
-              <w:rPr>
-                <w:b/>
-              </w:rPr>
-              <w:t>흐름</w:t>
-            </w:r>
-          </w:p>
-        </w:tc>
-        <w:tc>
-          <w:tcPr>
-            <w:tcW w:w="7138" w:type="dxa"/>
-            <w:vAlign w:val="center"/>
-          </w:tcPr>
-          <w:p>
-            <w:pPr>
-              <w:spacing w:line="276" w:lineRule="auto"/>
-            </w:pPr>
-            <w:r>
-              <w:t xml:space="preserve">1. </w:t>
-            </w:r>
-            <w:r>
-              <w:rPr>
-                <w:rFonts w:hint="eastAsia"/>
-              </w:rPr>
-              <w:t>사용자</w:t>
-            </w:r>
-            <w:r>
-              <w:rPr>
-                <w:rFonts w:hint="eastAsia"/>
-              </w:rPr>
-              <w:t xml:space="preserve"> </w:t>
-            </w:r>
-            <w:r>
-              <w:rPr>
-                <w:rFonts w:hint="eastAsia"/>
-              </w:rPr>
-              <w:t>초대</w:t>
-            </w:r>
-            <w:r>
-              <w:rPr>
-                <w:rFonts w:hint="eastAsia"/>
-              </w:rPr>
-              <w:t xml:space="preserve"> </w:t>
-            </w:r>
-            <w:r>
-              <w:rPr>
-                <w:rFonts w:hint="eastAsia"/>
-              </w:rPr>
-              <w:t>실패</w:t>
-            </w:r>
-            <w:r>
-              <w:t>:</w:t>
-            </w:r>
-            <w:r>
-              <w:t xml:space="preserve"> </w:t>
-            </w:r>
-            <w:r>
-              <w:rPr>
-                <w:rFonts w:hint="eastAsia"/>
-              </w:rPr>
-              <w:t>미</w:t>
-            </w:r>
-            <w:r>
-              <w:rPr>
-                <w:rFonts w:hint="eastAsia"/>
-              </w:rPr>
-              <w:t xml:space="preserve"> </w:t>
-            </w:r>
-            <w:r>
-              <w:rPr>
-                <w:rFonts w:hint="eastAsia"/>
-              </w:rPr>
-              <w:t>가입한</w:t>
-            </w:r>
-            <w:r>
-              <w:rPr>
-                <w:rFonts w:hint="eastAsia"/>
-              </w:rPr>
-              <w:t xml:space="preserve"> </w:t>
-            </w:r>
-            <w:r>
-              <w:rPr>
-                <w:rFonts w:hint="eastAsia"/>
-              </w:rPr>
-              <w:t>사용자일</w:t>
-            </w:r>
-            <w:r>
-              <w:rPr>
-                <w:rFonts w:hint="eastAsia"/>
-              </w:rPr>
-              <w:t xml:space="preserve"> </w:t>
-            </w:r>
-            <w:r>
-              <w:rPr>
-                <w:rFonts w:hint="eastAsia"/>
-              </w:rPr>
-              <w:t>경우</w:t>
-            </w:r>
-            <w:r>
-              <w:rPr>
-                <w:rFonts w:hint="eastAsia"/>
-              </w:rPr>
-              <w:t xml:space="preserve"> </w:t>
-            </w:r>
-            <w:r>
-              <w:t>“</w:t>
-            </w:r>
-            <w:r>
-              <w:rPr>
-                <w:rFonts w:hint="eastAsia"/>
-              </w:rPr>
-              <w:t>해당</w:t>
-            </w:r>
-            <w:r>
-              <w:rPr>
-                <w:rFonts w:hint="eastAsia"/>
-              </w:rPr>
-              <w:t xml:space="preserve"> </w:t>
-            </w:r>
-            <w:r>
-              <w:rPr>
-                <w:rFonts w:hint="eastAsia"/>
-              </w:rPr>
-              <w:t>사용자가</w:t>
-            </w:r>
-            <w:r>
-              <w:rPr>
-                <w:rFonts w:hint="eastAsia"/>
-              </w:rPr>
-              <w:t xml:space="preserve"> </w:t>
-            </w:r>
-            <w:r>
-              <w:rPr>
-                <w:rFonts w:hint="eastAsia"/>
-              </w:rPr>
-              <w:t>없습니다</w:t>
-            </w:r>
-            <w:r>
-              <w:t>”</w:t>
-            </w:r>
-            <w:r>
-              <w:rPr>
-                <w:rFonts w:hint="eastAsia"/>
-              </w:rPr>
-              <w:t xml:space="preserve"> </w:t>
-            </w:r>
-            <w:r>
-              <w:rPr>
-                <w:rFonts w:hint="eastAsia"/>
-              </w:rPr>
-              <w:t>메시지</w:t>
-            </w:r>
-            <w:r>
-              <w:rPr>
-                <w:rFonts w:hint="eastAsia"/>
-              </w:rPr>
-              <w:t xml:space="preserve"> </w:t>
-            </w:r>
-            <w:r>
-              <w:rPr>
-                <w:rFonts w:hint="eastAsia"/>
-              </w:rPr>
-              <w:t>출력</w:t>
-            </w:r>
-          </w:p>
-        </w:tc>
-      </w:tr>
-    </w:tbl>
-    <w:p>
-      <w:pPr>
-        <w:widowControl/>
-        <w:spacing w:line="276" w:lineRule="auto"/>
-      </w:pPr>
-    </w:p>
-    <w:p>
-      <w:pPr>
-        <w:spacing w:line="276" w:lineRule="auto"/>
-        <w:rPr>
-          <w:b/>
-          <w:sz w:val="24"/>
-          <w:szCs w:val="24"/>
-        </w:rPr>
-      </w:pPr>
-      <w:r>
-        <w:rPr>
-          <w:b/>
-          <w:sz w:val="24"/>
-          <w:szCs w:val="24"/>
-        </w:rPr>
-        <w:t>BUC-0</w:t>
-      </w:r>
-      <w:r>
-        <w:rPr>
-          <w:rFonts w:hint="eastAsia"/>
-          <w:b/>
-          <w:sz w:val="24"/>
-          <w:szCs w:val="24"/>
-        </w:rPr>
-        <w:t>7</w:t>
+        <w:t>5</w:t>
       </w:r>
       <w:r>
         <w:rPr>
@@ -14566,14 +11550,12 @@
               </w:rPr>
               <w:t xml:space="preserve"> </w:t>
             </w:r>
-            <w:proofErr w:type="spellStart"/>
             <w:r>
               <w:rPr>
                 <w:b/>
               </w:rPr>
               <w:t>액터</w:t>
             </w:r>
-            <w:proofErr w:type="spellEnd"/>
           </w:p>
         </w:tc>
         <w:tc>
@@ -14726,7 +11708,6 @@
               <w:rPr>
                 <w:b/>
               </w:rPr>
-              <w:lastRenderedPageBreak/>
               <w:t>종료</w:t>
             </w:r>
             <w:r>
@@ -15284,12 +12265,6 @@
         </w:tc>
       </w:tr>
     </w:tbl>
-    <w:p>
-      <w:pPr>
-        <w:widowControl/>
-        <w:spacing w:line="276" w:lineRule="auto"/>
-      </w:pPr>
-    </w:p>
     <w:p>
       <w:pPr>
         <w:spacing w:line="276" w:lineRule="auto"/>
@@ -15305,6 +12280,7 @@
           <w:sz w:val="24"/>
           <w:szCs w:val="24"/>
         </w:rPr>
+        <w:lastRenderedPageBreak/>
         <w:t>BUC-0</w:t>
       </w:r>
       <w:r>
@@ -15314,7 +12290,7 @@
           <w:sz w:val="24"/>
           <w:szCs w:val="24"/>
         </w:rPr>
-        <w:t>8</w:t>
+        <w:t>6</w:t>
       </w:r>
       <w:r>
         <w:rPr>
@@ -15562,14 +12538,12 @@
               </w:rPr>
               <w:t xml:space="preserve"> </w:t>
             </w:r>
-            <w:proofErr w:type="spellStart"/>
             <w:r>
               <w:rPr>
                 <w:b/>
               </w:rPr>
               <w:t>액터</w:t>
             </w:r>
-            <w:proofErr w:type="spellEnd"/>
           </w:p>
         </w:tc>
         <w:tc>
@@ -16463,7 +13437,6 @@
             <w:r>
               <w:t>“</w:t>
             </w:r>
-            <w:proofErr w:type="gramStart"/>
             <w:r>
               <w:rPr>
                 <w:rFonts w:hint="eastAsia"/>
@@ -16482,7 +13455,6 @@
               </w:rPr>
               <w:t>되지</w:t>
             </w:r>
-            <w:proofErr w:type="gramEnd"/>
             <w:r>
               <w:rPr>
                 <w:rFonts w:hint="eastAsia"/>
@@ -16729,30 +13701,6 @@
         </w:tc>
       </w:tr>
     </w:tbl>
-    <w:p>
-      <w:pPr>
-        <w:widowControl/>
-        <w:spacing w:line="276" w:lineRule="auto"/>
-      </w:pPr>
-    </w:p>
-    <w:p>
-      <w:pPr>
-        <w:widowControl/>
-        <w:spacing w:line="276" w:lineRule="auto"/>
-      </w:pPr>
-    </w:p>
-    <w:p>
-      <w:pPr>
-        <w:widowControl/>
-        <w:spacing w:line="276" w:lineRule="auto"/>
-      </w:pPr>
-    </w:p>
-    <w:p>
-      <w:pPr>
-        <w:widowControl/>
-        <w:spacing w:line="276" w:lineRule="auto"/>
-      </w:pPr>
-    </w:p>
     <w:p>
       <w:pPr>
         <w:widowControl/>
@@ -16774,7 +13722,6 @@
           <w:sz w:val="24"/>
           <w:szCs w:val="24"/>
         </w:rPr>
-        <w:lastRenderedPageBreak/>
         <w:t>BUC-0</w:t>
       </w:r>
       <w:r>
@@ -16784,7 +13731,7 @@
           <w:sz w:val="24"/>
           <w:szCs w:val="24"/>
         </w:rPr>
-        <w:t>9</w:t>
+        <w:t>7</w:t>
       </w:r>
       <w:r>
         <w:rPr>
@@ -17005,14 +13952,12 @@
               </w:rPr>
               <w:t xml:space="preserve"> </w:t>
             </w:r>
-            <w:proofErr w:type="spellStart"/>
             <w:r>
               <w:rPr>
                 <w:b/>
               </w:rPr>
               <w:t>액터</w:t>
             </w:r>
-            <w:proofErr w:type="spellEnd"/>
           </w:p>
         </w:tc>
         <w:tc>
@@ -17475,6 +14420,7 @@
               <w:rPr>
                 <w:b/>
               </w:rPr>
+              <w:lastRenderedPageBreak/>
               <w:t>기본</w:t>
             </w:r>
             <w:r>
@@ -18008,7 +14954,7 @@
           <w:sz w:val="24"/>
           <w:szCs w:val="24"/>
         </w:rPr>
-        <w:t>10</w:t>
+        <w:t>8</w:t>
       </w:r>
       <w:r>
         <w:rPr>
@@ -18346,14 +15292,12 @@
               </w:rPr>
               <w:t xml:space="preserve"> </w:t>
             </w:r>
-            <w:proofErr w:type="spellStart"/>
             <w:r>
               <w:rPr>
                 <w:b/>
               </w:rPr>
               <w:t>액터</w:t>
             </w:r>
-            <w:proofErr w:type="spellEnd"/>
           </w:p>
         </w:tc>
         <w:tc>
@@ -18924,7 +15868,6 @@
               <w:spacing w:line="276" w:lineRule="auto"/>
             </w:pPr>
             <w:r>
-              <w:lastRenderedPageBreak/>
               <w:t xml:space="preserve">4. </w:t>
             </w:r>
             <w:r>
@@ -19060,7 +16003,6 @@
               <w:rPr>
                 <w:b/>
               </w:rPr>
-              <w:lastRenderedPageBreak/>
               <w:t>예외</w:t>
             </w:r>
             <w:r>
@@ -19294,7 +16236,7 @@
           <w:sz w:val="24"/>
           <w:szCs w:val="24"/>
         </w:rPr>
-        <w:t>11</w:t>
+        <w:t>9</w:t>
       </w:r>
       <w:r>
         <w:rPr>
@@ -19536,14 +16478,12 @@
               </w:rPr>
               <w:t xml:space="preserve"> </w:t>
             </w:r>
-            <w:proofErr w:type="spellStart"/>
             <w:r>
               <w:rPr>
                 <w:b/>
               </w:rPr>
               <w:t>액터</w:t>
             </w:r>
-            <w:proofErr w:type="spellEnd"/>
           </w:p>
         </w:tc>
         <w:tc>
@@ -19583,6 +16523,7 @@
               <w:rPr>
                 <w:b/>
               </w:rPr>
+              <w:lastRenderedPageBreak/>
               <w:t>전제</w:t>
             </w:r>
             <w:r>
@@ -20474,7 +17415,6 @@
               </w:rPr>
               <w:t xml:space="preserve"> </w:t>
             </w:r>
-            <w:proofErr w:type="spellStart"/>
             <w:r>
               <w:rPr>
                 <w:rFonts w:hint="eastAsia"/>
@@ -20484,7 +17424,6 @@
             <w:r>
               <w:t>시키겠습니까</w:t>
             </w:r>
-            <w:proofErr w:type="spellEnd"/>
             <w:r>
               <w:rPr>
                 <w:rFonts w:hint="eastAsia"/>
@@ -20548,14 +17487,12 @@
             <w:r>
               <w:t>”</w:t>
             </w:r>
-            <w:proofErr w:type="spellStart"/>
             <w:r>
               <w:rPr>
                 <w:rFonts w:hint="eastAsia"/>
               </w:rPr>
               <w:t>를</w:t>
             </w:r>
-            <w:proofErr w:type="spellEnd"/>
             <w:r>
               <w:rPr>
                 <w:rFonts w:hint="eastAsia"/>
@@ -20586,7 +17523,6 @@
               </w:rPr>
               <w:t xml:space="preserve"> </w:t>
             </w:r>
-            <w:proofErr w:type="gramStart"/>
             <w:r>
               <w:rPr>
                 <w:rFonts w:hint="eastAsia"/>
@@ -20605,7 +17541,6 @@
               </w:rPr>
               <w:t>시키거나</w:t>
             </w:r>
-            <w:proofErr w:type="gramEnd"/>
             <w:r>
               <w:rPr>
                 <w:rFonts w:hint="eastAsia"/>
@@ -20624,14 +17559,12 @@
             <w:r>
               <w:t>”</w:t>
             </w:r>
-            <w:proofErr w:type="spellStart"/>
             <w:r>
               <w:rPr>
                 <w:rFonts w:hint="eastAsia"/>
               </w:rPr>
               <w:t>를</w:t>
             </w:r>
-            <w:proofErr w:type="spellEnd"/>
             <w:r>
               <w:rPr>
                 <w:rFonts w:hint="eastAsia"/>
@@ -20881,6 +17814,90 @@
         </w:tc>
       </w:tr>
     </w:tbl>
+    <w:p>
+      <w:pPr>
+        <w:widowControl/>
+        <w:spacing w:line="276" w:lineRule="auto"/>
+      </w:pPr>
+    </w:p>
+    <w:p>
+      <w:pPr>
+        <w:widowControl/>
+        <w:spacing w:line="276" w:lineRule="auto"/>
+      </w:pPr>
+    </w:p>
+    <w:p>
+      <w:pPr>
+        <w:widowControl/>
+        <w:spacing w:line="276" w:lineRule="auto"/>
+      </w:pPr>
+    </w:p>
+    <w:p>
+      <w:pPr>
+        <w:widowControl/>
+        <w:spacing w:line="276" w:lineRule="auto"/>
+      </w:pPr>
+    </w:p>
+    <w:p>
+      <w:pPr>
+        <w:widowControl/>
+        <w:spacing w:line="276" w:lineRule="auto"/>
+      </w:pPr>
+    </w:p>
+    <w:p>
+      <w:pPr>
+        <w:widowControl/>
+        <w:spacing w:line="276" w:lineRule="auto"/>
+      </w:pPr>
+    </w:p>
+    <w:p>
+      <w:pPr>
+        <w:widowControl/>
+        <w:spacing w:line="276" w:lineRule="auto"/>
+      </w:pPr>
+    </w:p>
+    <w:p>
+      <w:pPr>
+        <w:widowControl/>
+        <w:spacing w:line="276" w:lineRule="auto"/>
+      </w:pPr>
+    </w:p>
+    <w:p>
+      <w:pPr>
+        <w:widowControl/>
+        <w:spacing w:line="276" w:lineRule="auto"/>
+      </w:pPr>
+    </w:p>
+    <w:p>
+      <w:pPr>
+        <w:widowControl/>
+        <w:spacing w:line="276" w:lineRule="auto"/>
+      </w:pPr>
+    </w:p>
+    <w:p>
+      <w:pPr>
+        <w:widowControl/>
+        <w:spacing w:line="276" w:lineRule="auto"/>
+      </w:pPr>
+    </w:p>
+    <w:p>
+      <w:pPr>
+        <w:widowControl/>
+        <w:spacing w:line="276" w:lineRule="auto"/>
+      </w:pPr>
+    </w:p>
+    <w:p>
+      <w:pPr>
+        <w:widowControl/>
+        <w:spacing w:line="276" w:lineRule="auto"/>
+      </w:pPr>
+    </w:p>
+    <w:p>
+      <w:pPr>
+        <w:widowControl/>
+        <w:spacing w:line="276" w:lineRule="auto"/>
+      </w:pPr>
+    </w:p>
     <w:p>
       <w:pPr>
         <w:widowControl/>
@@ -20968,7 +17985,6 @@
           <w:color w:val="00B0F0"/>
         </w:rPr>
       </w:pPr>
-      <w:proofErr w:type="spellStart"/>
       <w:r>
         <w:rPr>
           <w:rFonts w:ascii="나눔고딕 ExtraBold" w:eastAsia="나눔고딕 ExtraBold" w:hAnsi="나눔고딕 ExtraBold" w:cs="나눔고딕 ExtraBold" w:hint="eastAsia"/>
@@ -20977,25 +17993,14 @@
         </w:rPr>
         <w:t>플래시톡</w:t>
       </w:r>
-      <w:proofErr w:type="spellEnd"/>
       <w:r>
         <w:rPr>
           <w:rFonts w:ascii="나눔고딕 ExtraBold" w:eastAsia="나눔고딕 ExtraBold" w:hAnsi="나눔고딕 ExtraBold" w:cs="나눔고딕 ExtraBold"/>
           <w:b/>
           <w:color w:val="00B0F0"/>
         </w:rPr>
-        <w:t xml:space="preserve"> 시스템 </w:t>
+        <w:t xml:space="preserve"> 시스템 객체다이어그램</w:t>
       </w:r>
-      <w:proofErr w:type="spellStart"/>
-      <w:r>
-        <w:rPr>
-          <w:rFonts w:ascii="나눔고딕 ExtraBold" w:eastAsia="나눔고딕 ExtraBold" w:hAnsi="나눔고딕 ExtraBold" w:cs="나눔고딕 ExtraBold"/>
-          <w:b/>
-          <w:color w:val="00B0F0"/>
-        </w:rPr>
-        <w:t>객체다이어그램</w:t>
-      </w:r>
-      <w:proofErr w:type="spellEnd"/>
     </w:p>
     <w:tbl>
       <w:tblPr>
@@ -21125,7 +18130,6 @@
           <w:b/>
         </w:rPr>
       </w:pPr>
-      <w:proofErr w:type="spellStart"/>
       <w:r>
         <w:rPr>
           <w:rFonts w:ascii="나눔고딕 ExtraBold" w:eastAsia="나눔고딕 ExtraBold" w:hAnsi="나눔고딕 ExtraBold" w:cs="나눔고딕 ExtraBold" w:hint="eastAsia"/>
@@ -21133,7 +18137,6 @@
         </w:rPr>
         <w:t>플래시톡</w:t>
       </w:r>
-      <w:proofErr w:type="spellEnd"/>
       <w:r>
         <w:rPr>
           <w:rFonts w:ascii="나눔고딕 ExtraBold" w:eastAsia="나눔고딕 ExtraBold" w:hAnsi="나눔고딕 ExtraBold" w:cs="나눔고딕 ExtraBold"/>
@@ -21151,7 +18154,6 @@
           <w:szCs w:val="22"/>
         </w:rPr>
       </w:pPr>
-      <w:proofErr w:type="spellStart"/>
       <w:r>
         <w:rPr>
           <w:rFonts w:ascii="맑은 고딕" w:eastAsia="맑은 고딕" w:hAnsi="맑은 고딕" w:cs="맑은 고딕" w:hint="eastAsia"/>
@@ -21160,7 +18162,6 @@
         </w:rPr>
         <w:t>플래시톡</w:t>
       </w:r>
-      <w:proofErr w:type="spellEnd"/>
       <w:r>
         <w:rPr>
           <w:rFonts w:ascii="맑은 고딕" w:eastAsia="맑은 고딕" w:hAnsi="맑은 고딕" w:cs="맑은 고딕"/>
@@ -21228,14 +18229,12 @@
                 <w:rFonts w:ascii="맑은 고딕" w:eastAsia="맑은 고딕" w:hAnsi="맑은 고딕" w:cs="맑은 고딕"/>
               </w:rPr>
             </w:pPr>
-            <w:proofErr w:type="spellStart"/>
             <w:r>
               <w:rPr>
                 <w:rFonts w:ascii="맑은 고딕" w:eastAsia="맑은 고딕" w:hAnsi="맑은 고딕" w:cs="맑은 고딕"/>
               </w:rPr>
               <w:t>객체명</w:t>
             </w:r>
-            <w:proofErr w:type="spellEnd"/>
           </w:p>
         </w:tc>
         <w:tc>
@@ -21927,21 +18926,7 @@
               <w:rPr>
                 <w:rFonts w:ascii="맑은 고딕" w:eastAsia="맑은 고딕" w:hAnsi="맑은 고딕" w:cs="맑은 고딕" w:hint="eastAsia"/>
               </w:rPr>
-              <w:t xml:space="preserve"> AI </w:t>
-            </w:r>
-            <w:proofErr w:type="spellStart"/>
-            <w:r>
-              <w:rPr>
-                <w:rFonts w:ascii="맑은 고딕" w:eastAsia="맑은 고딕" w:hAnsi="맑은 고딕" w:cs="맑은 고딕" w:hint="eastAsia"/>
-              </w:rPr>
-              <w:t>챗봇</w:t>
-            </w:r>
-            <w:proofErr w:type="spellEnd"/>
-            <w:r>
-              <w:rPr>
-                <w:rFonts w:ascii="맑은 고딕" w:eastAsia="맑은 고딕" w:hAnsi="맑은 고딕" w:cs="맑은 고딕" w:hint="eastAsia"/>
-              </w:rPr>
-              <w:t xml:space="preserve"> 시스템, 메시지 중계 시스템</w:t>
+              <w:t xml:space="preserve"> AI 챗봇 시스템, 메시지 중계 시스템</w:t>
             </w:r>
           </w:p>
         </w:tc>
@@ -21963,7 +18948,6 @@
           <w:szCs w:val="22"/>
         </w:rPr>
       </w:pPr>
-      <w:proofErr w:type="spellStart"/>
       <w:r>
         <w:rPr>
           <w:rFonts w:ascii="맑은 고딕" w:eastAsia="맑은 고딕" w:hAnsi="맑은 고딕" w:cs="맑은 고딕" w:hint="eastAsia"/>
@@ -21972,7 +18956,6 @@
         </w:rPr>
         <w:t>플래시톡</w:t>
       </w:r>
-      <w:proofErr w:type="spellEnd"/>
       <w:r>
         <w:rPr>
           <w:rFonts w:ascii="맑은 고딕" w:eastAsia="맑은 고딕" w:hAnsi="맑은 고딕" w:cs="맑은 고딕"/>
@@ -22040,14 +19023,12 @@
                 <w:rFonts w:ascii="맑은 고딕" w:eastAsia="맑은 고딕" w:hAnsi="맑은 고딕" w:cs="맑은 고딕"/>
               </w:rPr>
             </w:pPr>
-            <w:proofErr w:type="spellStart"/>
             <w:r>
               <w:rPr>
                 <w:rFonts w:ascii="맑은 고딕" w:eastAsia="맑은 고딕" w:hAnsi="맑은 고딕" w:cs="맑은 고딕"/>
               </w:rPr>
               <w:t>워커명</w:t>
             </w:r>
-            <w:proofErr w:type="spellEnd"/>
           </w:p>
         </w:tc>
         <w:tc>
@@ -22174,19 +19155,11 @@
                 <w:rFonts w:ascii="맑은 고딕" w:eastAsia="맑은 고딕" w:hAnsi="맑은 고딕" w:cs="맑은 고딕"/>
               </w:rPr>
             </w:pPr>
-            <w:proofErr w:type="spellStart"/>
             <w:r>
               <w:rPr>
                 <w:rFonts w:ascii="맑은 고딕" w:eastAsia="맑은 고딕" w:hAnsi="맑은 고딕" w:cs="맑은 고딕" w:hint="eastAsia"/>
               </w:rPr>
-              <w:t>접속자</w:t>
-            </w:r>
-            <w:proofErr w:type="spellEnd"/>
-            <w:r>
-              <w:rPr>
-                <w:rFonts w:ascii="맑은 고딕" w:eastAsia="맑은 고딕" w:hAnsi="맑은 고딕" w:cs="맑은 고딕" w:hint="eastAsia"/>
-              </w:rPr>
-              <w:t xml:space="preserve"> 조회 및 검색 시스템</w:t>
+              <w:t>접속자 조회 및 검색 시스템</w:t>
             </w:r>
           </w:p>
         </w:tc>
@@ -22516,21 +19489,7 @@
               <w:rPr>
                 <w:rFonts w:ascii="맑은 고딕" w:eastAsia="맑은 고딕" w:hAnsi="맑은 고딕" w:cs="맑은 고딕" w:hint="eastAsia"/>
               </w:rPr>
-              <w:t xml:space="preserve">AI </w:t>
-            </w:r>
-            <w:proofErr w:type="spellStart"/>
-            <w:r>
-              <w:rPr>
-                <w:rFonts w:ascii="맑은 고딕" w:eastAsia="맑은 고딕" w:hAnsi="맑은 고딕" w:cs="맑은 고딕" w:hint="eastAsia"/>
-              </w:rPr>
-              <w:t>챗봇</w:t>
-            </w:r>
-            <w:proofErr w:type="spellEnd"/>
-            <w:r>
-              <w:rPr>
-                <w:rFonts w:ascii="맑은 고딕" w:eastAsia="맑은 고딕" w:hAnsi="맑은 고딕" w:cs="맑은 고딕" w:hint="eastAsia"/>
-              </w:rPr>
-              <w:t xml:space="preserve"> 시스템</w:t>
+              <w:t>AI 챗봇 시스템</w:t>
             </w:r>
           </w:p>
         </w:tc>
@@ -22690,21 +19649,7 @@
               <w:rPr>
                 <w:rFonts w:ascii="맑은 고딕" w:eastAsia="맑은 고딕" w:hAnsi="맑은 고딕" w:cs="맑은 고딕" w:hint="eastAsia"/>
               </w:rPr>
-              <w:t xml:space="preserve">로그 감사 시스템이 제공한 데이터에 따라 실시간 </w:t>
-            </w:r>
-            <w:proofErr w:type="spellStart"/>
-            <w:r>
-              <w:rPr>
-                <w:rFonts w:ascii="맑은 고딕" w:eastAsia="맑은 고딕" w:hAnsi="맑은 고딕" w:cs="맑은 고딕" w:hint="eastAsia"/>
-              </w:rPr>
-              <w:t>접속자</w:t>
-            </w:r>
-            <w:proofErr w:type="spellEnd"/>
-            <w:r>
-              <w:rPr>
-                <w:rFonts w:ascii="맑은 고딕" w:eastAsia="맑은 고딕" w:hAnsi="맑은 고딕" w:cs="맑은 고딕" w:hint="eastAsia"/>
-              </w:rPr>
-              <w:t xml:space="preserve"> 수, 활성 대화방 수, 에러 여부 등을 </w:t>
+              <w:t xml:space="preserve">로그 감사 시스템이 제공한 데이터에 따라 실시간 접속자 수, 활성 대화방 수, 에러 여부 등을 </w:t>
             </w:r>
             <w:r>
               <w:rPr>
@@ -22864,7 +19809,6 @@
           <w:szCs w:val="22"/>
         </w:rPr>
       </w:pPr>
-      <w:proofErr w:type="spellStart"/>
       <w:r>
         <w:rPr>
           <w:rFonts w:ascii="맑은 고딕" w:eastAsia="맑은 고딕" w:hAnsi="맑은 고딕" w:cs="맑은 고딕" w:hint="eastAsia"/>
@@ -22873,7 +19817,6 @@
         </w:rPr>
         <w:t>플래시톡</w:t>
       </w:r>
-      <w:proofErr w:type="spellEnd"/>
       <w:r>
         <w:rPr>
           <w:rFonts w:ascii="맑은 고딕" w:eastAsia="맑은 고딕" w:hAnsi="맑은 고딕" w:cs="맑은 고딕"/>
@@ -22949,14 +19892,12 @@
                 <w:rFonts w:ascii="맑은 고딕" w:eastAsia="맑은 고딕" w:hAnsi="맑은 고딕" w:cs="맑은 고딕"/>
               </w:rPr>
             </w:pPr>
-            <w:proofErr w:type="spellStart"/>
             <w:r>
               <w:rPr>
                 <w:rFonts w:ascii="맑은 고딕" w:eastAsia="맑은 고딕" w:hAnsi="맑은 고딕" w:cs="맑은 고딕"/>
               </w:rPr>
               <w:t>객체명</w:t>
             </w:r>
-            <w:proofErr w:type="spellEnd"/>
           </w:p>
         </w:tc>
         <w:tc>
@@ -23340,21 +20281,7 @@
               <w:rPr>
                 <w:rFonts w:ascii="맑은 고딕" w:eastAsia="맑은 고딕" w:hAnsi="맑은 고딕" w:cs="맑은 고딕" w:hint="eastAsia"/>
               </w:rPr>
-              <w:t xml:space="preserve">사용자가 입력한 정보에 따라 외부 지도 연계 시스템에서 가져온 해당 위치의 </w:t>
-            </w:r>
-            <w:proofErr w:type="spellStart"/>
-            <w:r>
-              <w:rPr>
-                <w:rFonts w:ascii="맑은 고딕" w:eastAsia="맑은 고딕" w:hAnsi="맑은 고딕" w:cs="맑은 고딕" w:hint="eastAsia"/>
-              </w:rPr>
-              <w:t>장소명</w:t>
-            </w:r>
-            <w:proofErr w:type="spellEnd"/>
-            <w:r>
-              <w:rPr>
-                <w:rFonts w:ascii="맑은 고딕" w:eastAsia="맑은 고딕" w:hAnsi="맑은 고딕" w:cs="맑은 고딕" w:hint="eastAsia"/>
-              </w:rPr>
-              <w:t>, 전체 주소, 위도와 경도, 웹 링크, 지도 미리보기 이미지 주소 등을 기록하는 객체.</w:t>
+              <w:t>사용자가 입력한 정보에 따라 외부 지도 연계 시스템에서 가져온 해당 위치의 장소명, 전체 주소, 위도와 경도, 웹 링크, 지도 미리보기 이미지 주소 등을 기록하는 객체.</w:t>
             </w:r>
           </w:p>
         </w:tc>
@@ -23603,16 +20530,8 @@
               <w:rPr>
                 <w:rFonts w:ascii="맑은 고딕" w:eastAsia="맑은 고딕" w:hAnsi="맑은 고딕" w:cs="맑은 고딕"/>
               </w:rPr>
-              <w:t xml:space="preserve">비즈니스 </w:t>
-            </w:r>
-            <w:proofErr w:type="spellStart"/>
-            <w:r>
-              <w:rPr>
-                <w:rFonts w:ascii="맑은 고딕" w:eastAsia="맑은 고딕" w:hAnsi="맑은 고딕" w:cs="맑은 고딕"/>
-              </w:rPr>
-              <w:t>유스케이스</w:t>
-            </w:r>
-            <w:proofErr w:type="spellEnd"/>
+              <w:t>비즈니스 유스케이스</w:t>
+            </w:r>
           </w:p>
         </w:tc>
         <w:tc>
@@ -23636,21 +20555,7 @@
               <w:rPr>
                 <w:rFonts w:ascii="맑은 고딕" w:eastAsia="맑은 고딕" w:hAnsi="맑은 고딕" w:cs="맑은 고딕"/>
               </w:rPr>
-              <w:t xml:space="preserve">시스템과 </w:t>
-            </w:r>
-            <w:proofErr w:type="spellStart"/>
-            <w:r>
-              <w:rPr>
-                <w:rFonts w:ascii="맑은 고딕" w:eastAsia="맑은 고딕" w:hAnsi="맑은 고딕" w:cs="맑은 고딕"/>
-              </w:rPr>
-              <w:t>액터</w:t>
-            </w:r>
-            <w:proofErr w:type="spellEnd"/>
-            <w:r>
-              <w:rPr>
-                <w:rFonts w:ascii="맑은 고딕" w:eastAsia="맑은 고딕" w:hAnsi="맑은 고딕" w:cs="맑은 고딕"/>
-              </w:rPr>
-              <w:t>(사용자·관리자) 사이의 상호작용 단위로, 본 문서에서는 BUC-01~</w:t>
+              <w:t>시스템과 액터(사용자·관리자) 사이의 상호작용 단위로, 본 문서에서는 BUC-01~</w:t>
             </w:r>
             <w:r>
               <w:rPr>
@@ -23662,16 +20567,8 @@
               <w:rPr>
                 <w:rFonts w:ascii="맑은 고딕" w:eastAsia="맑은 고딕" w:hAnsi="맑은 고딕" w:cs="맑은 고딕"/>
               </w:rPr>
-              <w:t xml:space="preserve">로 </w:t>
-            </w:r>
-            <w:proofErr w:type="spellStart"/>
-            <w:r>
-              <w:rPr>
-                <w:rFonts w:ascii="맑은 고딕" w:eastAsia="맑은 고딕" w:hAnsi="맑은 고딕" w:cs="맑은 고딕"/>
-              </w:rPr>
-              <w:t>목록화됨</w:t>
-            </w:r>
-            <w:proofErr w:type="spellEnd"/>
+              <w:t>로 목록화됨</w:t>
+            </w:r>
           </w:p>
         </w:tc>
       </w:tr>
@@ -23723,35 +20620,7 @@
               <w:rPr>
                 <w:rFonts w:ascii="맑은 고딕" w:eastAsia="맑은 고딕" w:hAnsi="맑은 고딕" w:cs="맑은 고딕"/>
               </w:rPr>
-              <w:t xml:space="preserve">한 </w:t>
-            </w:r>
-            <w:proofErr w:type="spellStart"/>
-            <w:r>
-              <w:rPr>
-                <w:rFonts w:ascii="맑은 고딕" w:eastAsia="맑은 고딕" w:hAnsi="맑은 고딕" w:cs="맑은 고딕"/>
-              </w:rPr>
-              <w:t>유스케이스가</w:t>
-            </w:r>
-            <w:proofErr w:type="spellEnd"/>
-            <w:r>
-              <w:rPr>
-                <w:rFonts w:ascii="맑은 고딕" w:eastAsia="맑은 고딕" w:hAnsi="맑은 고딕" w:cs="맑은 고딕"/>
-              </w:rPr>
-              <w:t xml:space="preserve"> 다른 </w:t>
-            </w:r>
-            <w:proofErr w:type="spellStart"/>
-            <w:r>
-              <w:rPr>
-                <w:rFonts w:ascii="맑은 고딕" w:eastAsia="맑은 고딕" w:hAnsi="맑은 고딕" w:cs="맑은 고딕"/>
-              </w:rPr>
-              <w:t>유스케이스의</w:t>
-            </w:r>
-            <w:proofErr w:type="spellEnd"/>
-            <w:r>
-              <w:rPr>
-                <w:rFonts w:ascii="맑은 고딕" w:eastAsia="맑은 고딕" w:hAnsi="맑은 고딕" w:cs="맑은 고딕"/>
-              </w:rPr>
-              <w:t xml:space="preserve"> 공통 흐름을 항상 포함해 재사용하는 관계</w:t>
+              <w:t>한 유스케이스가 다른 유스케이스의 공통 흐름을 항상 포함해 재사용하는 관계</w:t>
             </w:r>
           </w:p>
         </w:tc>
@@ -23804,21 +20673,7 @@
               <w:rPr>
                 <w:rFonts w:ascii="맑은 고딕" w:eastAsia="맑은 고딕" w:hAnsi="맑은 고딕" w:cs="맑은 고딕"/>
               </w:rPr>
-              <w:t xml:space="preserve">특정 조건에서 선택적으로 다른 </w:t>
-            </w:r>
-            <w:proofErr w:type="spellStart"/>
-            <w:r>
-              <w:rPr>
-                <w:rFonts w:ascii="맑은 고딕" w:eastAsia="맑은 고딕" w:hAnsi="맑은 고딕" w:cs="맑은 고딕"/>
-              </w:rPr>
-              <w:t>유스케이스의</w:t>
-            </w:r>
-            <w:proofErr w:type="spellEnd"/>
-            <w:r>
-              <w:rPr>
-                <w:rFonts w:ascii="맑은 고딕" w:eastAsia="맑은 고딕" w:hAnsi="맑은 고딕" w:cs="맑은 고딕"/>
-              </w:rPr>
-              <w:t xml:space="preserve"> 흐름을 확장하는 관계</w:t>
+              <w:t>특정 조건에서 선택적으로 다른 유스케이스의 흐름을 확장하는 관계</w:t>
             </w:r>
           </w:p>
         </w:tc>
@@ -23842,19 +20697,11 @@
                 <w:rFonts w:ascii="맑은 고딕" w:eastAsia="맑은 고딕" w:hAnsi="맑은 고딕" w:cs="맑은 고딕"/>
               </w:rPr>
             </w:pPr>
-            <w:proofErr w:type="spellStart"/>
-            <w:r>
-              <w:rPr>
-                <w:rFonts w:ascii="맑은 고딕" w:eastAsia="맑은 고딕" w:hAnsi="맑은 고딕" w:cs="맑은 고딕"/>
-              </w:rPr>
-              <w:t>액터</w:t>
-            </w:r>
-            <w:proofErr w:type="spellEnd"/>
-            <w:r>
-              <w:rPr>
-                <w:rFonts w:ascii="맑은 고딕" w:eastAsia="맑은 고딕" w:hAnsi="맑은 고딕" w:cs="맑은 고딕"/>
-              </w:rPr>
-              <w:t>(사용자)</w:t>
+            <w:r>
+              <w:rPr>
+                <w:rFonts w:ascii="맑은 고딕" w:eastAsia="맑은 고딕" w:hAnsi="맑은 고딕" w:cs="맑은 고딕"/>
+              </w:rPr>
+              <w:t>액터(사용자)</w:t>
             </w:r>
           </w:p>
         </w:tc>
@@ -23906,19 +20753,11 @@
                 <w:rFonts w:ascii="맑은 고딕" w:eastAsia="맑은 고딕" w:hAnsi="맑은 고딕" w:cs="맑은 고딕"/>
               </w:rPr>
             </w:pPr>
-            <w:proofErr w:type="spellStart"/>
-            <w:r>
-              <w:rPr>
-                <w:rFonts w:ascii="맑은 고딕" w:eastAsia="맑은 고딕" w:hAnsi="맑은 고딕" w:cs="맑은 고딕"/>
-              </w:rPr>
-              <w:t>액터</w:t>
-            </w:r>
-            <w:proofErr w:type="spellEnd"/>
-            <w:r>
-              <w:rPr>
-                <w:rFonts w:ascii="맑은 고딕" w:eastAsia="맑은 고딕" w:hAnsi="맑은 고딕" w:cs="맑은 고딕"/>
-              </w:rPr>
-              <w:t>(관리자)</w:t>
+            <w:r>
+              <w:rPr>
+                <w:rFonts w:ascii="맑은 고딕" w:eastAsia="맑은 고딕" w:hAnsi="맑은 고딕" w:cs="맑은 고딕"/>
+              </w:rPr>
+              <w:t>액터(관리자)</w:t>
             </w:r>
           </w:p>
         </w:tc>
@@ -24002,21 +20841,7 @@
               <w:rPr>
                 <w:rFonts w:ascii="맑은 고딕" w:eastAsia="맑은 고딕" w:hAnsi="맑은 고딕" w:cs="맑은 고딕" w:hint="eastAsia"/>
               </w:rPr>
-              <w:t xml:space="preserve"> 회원가입 및 로그인 시스템, </w:t>
-            </w:r>
-            <w:proofErr w:type="spellStart"/>
-            <w:r>
-              <w:rPr>
-                <w:rFonts w:ascii="맑은 고딕" w:eastAsia="맑은 고딕" w:hAnsi="맑은 고딕" w:cs="맑은 고딕" w:hint="eastAsia"/>
-              </w:rPr>
-              <w:t>접속자</w:t>
-            </w:r>
-            <w:proofErr w:type="spellEnd"/>
-            <w:r>
-              <w:rPr>
-                <w:rFonts w:ascii="맑은 고딕" w:eastAsia="맑은 고딕" w:hAnsi="맑은 고딕" w:cs="맑은 고딕" w:hint="eastAsia"/>
-              </w:rPr>
-              <w:t xml:space="preserve"> 조회 및 검색 시스템</w:t>
+              <w:t xml:space="preserve"> 회원가입 및 로그인 시스템, 접속자 조회 및 검색 시스템</w:t>
             </w:r>
             <w:r>
               <w:rPr>
@@ -24205,25 +21030,7 @@
                               <w:color w:val="000000"/>
                               <w:sz w:val="18"/>
                             </w:rPr>
-                            <w:t xml:space="preserve">Copyright © 2025 </w:t>
-                          </w:r>
-                          <w:proofErr w:type="spellStart"/>
-                          <w:r>
-                            <w:rPr>
-                              <w:rFonts w:eastAsia="돋움"/>
-                              <w:color w:val="000000"/>
-                              <w:sz w:val="18"/>
-                            </w:rPr>
-                            <w:t>Dorororu</w:t>
-                          </w:r>
-                          <w:proofErr w:type="spellEnd"/>
-                          <w:r>
-                            <w:rPr>
-                              <w:rFonts w:eastAsia="돋움"/>
-                              <w:color w:val="000000"/>
-                              <w:sz w:val="18"/>
-                            </w:rPr>
-                            <w:t xml:space="preserve"> Company. All rights reserved.</w:t>
+                            <w:t>Copyright © 2025 Dorororu Company. All rights reserved.</w:t>
                           </w:r>
                         </w:p>
                       </w:txbxContent>
